--- a/docs/Orange_Innovation_Radar_Functional_Design_Document.docx
+++ b/docs/Orange_Innovation_Radar_Functional_Design_Document.docx
@@ -173,7 +173,7 @@
                 <w:color w:val="1A1A1A"/>
                 <w:sz w:val="18"/>
               </w:rPr>
-              <w:t>1.0</w:t>
+              <w:t>1.1</w:t>
             </w:r>
           </w:p>
         </w:tc>
@@ -275,7 +275,7 @@
                 <w:color w:val="1A1A1A"/>
                 <w:sz w:val="18"/>
               </w:rPr>
-              <w:t>19 August 2026</w:t>
+              <w:t>21 August 2026</w:t>
             </w:r>
           </w:p>
         </w:tc>
@@ -428,7 +428,7 @@
                 <w:color w:val="1A1A1A"/>
                 <w:sz w:val="18"/>
               </w:rPr>
-              <w:t>Technical Architecture (TA), same date</w:t>
+              <w:t>Technical Architecture (TA), same date · docs/ reference set</w:t>
             </w:r>
           </w:p>
         </w:tc>
@@ -678,7 +678,22 @@
           <w:color w:val="1A1A1A"/>
           <w:sz w:val="21"/>
         </w:rPr>
-        <w:t>9   Evidence discipline and the generation controls</w:t>
+        <w:t>9   Competitor intelligence</w:t>
+      </w:r>
+    </w:p>
+    <w:p>
+      <w:pPr>
+        <w:spacing w:after="60"/>
+        <w:ind w:left="454"/>
+      </w:pPr>
+      <w:r>
+        <w:rPr>
+          <w:rFonts w:ascii="Calibri" w:hAnsi="Calibri"/>
+          <w:b w:val="0"/>
+          <w:color w:val="5A5A5A"/>
+          <w:sz w:val="19"/>
+        </w:rPr>
+        <w:t>9.1  What a profile may do  ·  9.2  The differentiation angle  ·  9.3  Coverage  ·  9.4  Where it appears</w:t>
       </w:r>
     </w:p>
     <w:p>
@@ -693,7 +708,7 @@
           <w:color w:val="1A1A1A"/>
           <w:sz w:val="21"/>
         </w:rPr>
-        <w:t>10  Market sizing</w:t>
+        <w:t>10  Evidence discipline and the generation controls</w:t>
       </w:r>
     </w:p>
     <w:p>
@@ -708,7 +723,7 @@
           <w:color w:val="1A1A1A"/>
           <w:sz w:val="21"/>
         </w:rPr>
-        <w:t>11  Collaboration, ownership and team conviction</w:t>
+        <w:t>11  Market sizing</w:t>
       </w:r>
     </w:p>
     <w:p>
@@ -723,7 +738,7 @@
           <w:color w:val="1A1A1A"/>
           <w:sz w:val="21"/>
         </w:rPr>
-        <w:t>12  Users, journeys and screens</w:t>
+        <w:t>12  Collaboration, ownership and team conviction</w:t>
       </w:r>
     </w:p>
     <w:p>
@@ -738,7 +753,7 @@
           <w:color w:val="1A1A1A"/>
           <w:sz w:val="21"/>
         </w:rPr>
-        <w:t>13  Conceptual data model</w:t>
+        <w:t>13  Users, journeys and screens</w:t>
       </w:r>
     </w:p>
     <w:p>
@@ -753,7 +768,7 @@
           <w:color w:val="1A1A1A"/>
           <w:sz w:val="21"/>
         </w:rPr>
-        <w:t>14  Functional requirements catalogue</w:t>
+        <w:t>14  Conceptual data model</w:t>
       </w:r>
     </w:p>
     <w:p>
@@ -768,7 +783,7 @@
           <w:color w:val="1A1A1A"/>
           <w:sz w:val="21"/>
         </w:rPr>
-        <w:t>15  Acceptance criteria</w:t>
+        <w:t>15  Functional requirements catalogue</w:t>
       </w:r>
     </w:p>
     <w:p>
@@ -783,7 +798,7 @@
           <w:color w:val="1A1A1A"/>
           <w:sz w:val="21"/>
         </w:rPr>
-        <w:t>16  Deliberate exclusions</w:t>
+        <w:t>16  Acceptance criteria</w:t>
       </w:r>
     </w:p>
     <w:p>
@@ -798,7 +813,7 @@
           <w:color w:val="1A1A1A"/>
           <w:sz w:val="21"/>
         </w:rPr>
-        <w:t>17  Open questions for Orange</w:t>
+        <w:t>17  Deliberate exclusions</w:t>
       </w:r>
     </w:p>
     <w:p>
@@ -813,7 +828,22 @@
           <w:color w:val="1A1A1A"/>
           <w:sz w:val="21"/>
         </w:rPr>
-        <w:t>18  Glossary</w:t>
+        <w:t>18  Open questions for Orange</w:t>
+      </w:r>
+    </w:p>
+    <w:p>
+      <w:pPr>
+        <w:spacing w:after="60"/>
+        <w:ind w:left="0"/>
+      </w:pPr>
+      <w:r>
+        <w:rPr>
+          <w:rFonts w:ascii="Calibri" w:hAnsi="Calibri"/>
+          <w:b/>
+          <w:color w:val="1A1A1A"/>
+          <w:sz w:val="21"/>
+        </w:rPr>
+        <w:t>19  Glossary</w:t>
       </w:r>
     </w:p>
     <w:p>
@@ -1066,7 +1096,7 @@
                 <w:color w:val="1A1A1A"/>
                 <w:sz w:val="19"/>
               </w:rPr>
-              <w:t>174 opportunity spaces over a corpus of 4,658 signals from 19 wired sources across 21 refreshes.</w:t>
+              <w:t>418 opportunity spaces over a corpus of 11,354 signals from 33 enabled sources across 34 refreshes. 7,267 of those signals are tier-1 — regulators, procurement portals, standards bodies and official statistics.</w:t>
             </w:r>
           </w:p>
           <w:p>
@@ -1081,7 +1111,7 @@
                 <w:color w:val="1A1A1A"/>
                 <w:sz w:val="19"/>
               </w:rPr>
-              <w:t>2,007 typed links onto a business graph of 181 nodes and 182 edges. 300 market-size computations, 174 competitive assessments, 62 long-form descriptions and 62 generated PDF briefs.</w:t>
+              <w:t>4,832 typed links onto the Orange Business Graph. 313 market-size computations, 181 competitive assessments, 174 long-form descriptions and 174 generated PDF briefs.</w:t>
             </w:r>
           </w:p>
           <w:p>
@@ -1096,6 +1126,21 @@
                 <w:color w:val="1A1A1A"/>
                 <w:sz w:val="19"/>
               </w:rPr>
+              <w:t>1,745 pages read from 53 of 65 competitor websites, producing 53 structured competitor profiles and 177 per-topic competitive analyses.</w:t>
+            </w:r>
+          </w:p>
+          <w:p>
+            <w:pPr>
+              <w:spacing w:after="40"/>
+            </w:pPr>
+            <w:r>
+              <w:rPr>
+                <w:rFonts w:ascii="Calibri" w:hAnsi="Calibri"/>
+                <w:b w:val="0"/>
+                <w:i w:val="0"/>
+                <w:color w:val="1A1A1A"/>
+                <w:sz w:val="19"/>
+              </w:rPr>
               <w:t>56,385 Eurostat reference observations across five statistical series, held separately from the signal store.</w:t>
             </w:r>
           </w:p>
@@ -1111,7 +1156,7 @@
                 <w:color w:val="1A1A1A"/>
                 <w:sz w:val="19"/>
               </w:rPr>
-              <w:t>167 automated tests covering the invariants that would be expensive to discover late.</w:t>
+              <w:t>294 automated tests covering the invariants that would be expensive to discover late.</w:t>
             </w:r>
           </w:p>
         </w:tc>
@@ -1458,7 +1503,7 @@
                 <w:color w:val="1A1A1A"/>
                 <w:sz w:val="18"/>
               </w:rPr>
-              <w:t>Portfolio join</w:t>
+              <w:t>Competitor intelligence</w:t>
             </w:r>
           </w:p>
         </w:tc>
@@ -1485,7 +1530,7 @@
                 <w:color w:val="1A1A1A"/>
                 <w:sz w:val="18"/>
               </w:rPr>
-              <w:t>A curated Orange Business Graph, link generation and typing L0–L4 plus supporting evidence, portfolio distance, curator confirmation of link patterns, white space and orphan-offer reporting.</w:t>
+              <w:t>Robots-aware crawling of competitor websites into structured profiles; a per-topic join between those profiles and the opportunity space; a written comparison per competitor including how Orange differentiates against each one; and competitor-seeded topic generation.</w:t>
             </w:r>
           </w:p>
         </w:tc>
@@ -1513,6 +1558,61 @@
                 <w:color w:val="1A1A1A"/>
                 <w:sz w:val="18"/>
               </w:rPr>
+              <w:t>Portfolio join</w:t>
+            </w:r>
+          </w:p>
+        </w:tc>
+        <w:tc>
+          <w:tcPr>
+            <w:tcW w:type="dxa" w:w="7143"/>
+            <w:tcBorders>
+              <w:top w:val="single" w:sz="2" w:space="0" w:color="C8C8C8"/>
+              <w:left w:val="single" w:sz="2" w:space="0" w:color="C8C8C8"/>
+              <w:bottom w:val="single" w:sz="2" w:space="0" w:color="C8C8C8"/>
+              <w:right w:val="single" w:sz="2" w:space="0" w:color="C8C8C8"/>
+            </w:tcBorders>
+          </w:tcPr>
+          <w:p>
+            <w:pPr>
+              <w:spacing w:after="20" w:before="20"/>
+            </w:pPr>
+            <w:r>
+              <w:rPr>
+                <w:rFonts w:ascii="Calibri" w:hAnsi="Calibri"/>
+                <w:b w:val="0"/>
+                <w:i w:val="0"/>
+                <w:color w:val="1A1A1A"/>
+                <w:sz w:val="18"/>
+              </w:rPr>
+              <w:t>A curated Orange Business Graph, link generation and typing L0–L4 plus supporting evidence, portfolio distance, curator confirmation of link patterns, white space and orphan-offer reporting.</w:t>
+            </w:r>
+          </w:p>
+        </w:tc>
+      </w:tr>
+      <w:tr>
+        <w:tc>
+          <w:tcPr>
+            <w:tcW w:type="dxa" w:w="2268"/>
+            <w:shd w:val="clear" w:color="auto" w:fill="F2F2F2"/>
+            <w:tcBorders>
+              <w:top w:val="single" w:sz="2" w:space="0" w:color="C8C8C8"/>
+              <w:left w:val="single" w:sz="2" w:space="0" w:color="C8C8C8"/>
+              <w:bottom w:val="single" w:sz="2" w:space="0" w:color="C8C8C8"/>
+              <w:right w:val="single" w:sz="2" w:space="0" w:color="C8C8C8"/>
+            </w:tcBorders>
+          </w:tcPr>
+          <w:p>
+            <w:pPr>
+              <w:spacing w:after="20" w:before="20"/>
+            </w:pPr>
+            <w:r>
+              <w:rPr>
+                <w:rFonts w:ascii="Calibri" w:hAnsi="Calibri"/>
+                <w:b w:val="0"/>
+                <w:i w:val="0"/>
+                <w:color w:val="1A1A1A"/>
+                <w:sz w:val="18"/>
+              </w:rPr>
               <w:t>Decision support</w:t>
             </w:r>
           </w:p>
@@ -1520,6 +1620,7 @@
         <w:tc>
           <w:tcPr>
             <w:tcW w:type="dxa" w:w="7143"/>
+            <w:shd w:val="clear" w:color="auto" w:fill="F2F2F2"/>
             <w:tcBorders>
               <w:top w:val="single" w:sz="2" w:space="0" w:color="C8C8C8"/>
               <w:left w:val="single" w:sz="2" w:space="0" w:color="C8C8C8"/>
@@ -2183,7 +2284,7 @@
           <w:color w:val="1A1A1A"/>
           <w:sz w:val="21"/>
         </w:rPr>
-        <w:t>The product decomposes into five capability groups. The grouping is not organisational — it follows the dependency order of the data, and each group's output is the next group's only input. Read left to right, Figure 2 is also the order in which a single opportunity space comes into existence.</w:t>
+        <w:t>The product decomposes into six capability groups. The grouping is not organisational — it follows the dependency order of the data, and each group's output is the next group's only input. Read left to right, Figure 2 is also the order in which a single opportunity space comes into existence.</w:t>
       </w:r>
     </w:p>
     <w:p>
@@ -2308,6 +2409,33 @@
           <w:color w:val="1A1A1A"/>
           <w:sz w:val="21"/>
         </w:rPr>
+        <w:t>Competitor intelligence</w:t>
+      </w:r>
+      <w:r>
+        <w:rPr>
+          <w:rFonts w:ascii="Calibri" w:hAnsi="Calibri"/>
+          <w:b w:val="0"/>
+          <w:i w:val="0"/>
+          <w:color w:val="1A1A1A"/>
+          <w:sz w:val="21"/>
+        </w:rPr>
+        <w:t xml:space="preserve"> reads what each competitor publishes about itself and turns it into a per-topic answer to the question a level cannot answer: what is this competitor doing here, and what do we say when the customer names them.</w:t>
+      </w:r>
+    </w:p>
+    <w:p>
+      <w:pPr>
+        <w:pStyle w:val="ListBullet"/>
+        <w:spacing w:after="60"/>
+        <w:ind w:left="397"/>
+      </w:pPr>
+      <w:r>
+        <w:rPr>
+          <w:rFonts w:ascii="Calibri" w:hAnsi="Calibri"/>
+          <w:b/>
+          <w:i w:val="0"/>
+          <w:color w:val="1A1A1A"/>
+          <w:sz w:val="21"/>
+        </w:rPr>
         <w:t>Decision support</w:t>
       </w:r>
       <w:r>
@@ -2354,7 +2482,7 @@
       <w:r>
         <w:drawing>
           <wp:inline xmlns:a="http://schemas.openxmlformats.org/drawingml/2006/main" xmlns:pic="http://schemas.openxmlformats.org/drawingml/2006/picture">
-            <wp:extent cx="9504000" cy="5199010"/>
+            <wp:extent cx="9504000" cy="5098959"/>
             <wp:docPr id="2" name="Picture 2"/>
             <wp:cNvGraphicFramePr>
               <a:graphicFrameLocks noChangeAspect="1"/>
@@ -2375,7 +2503,7 @@
                   <pic:spPr>
                     <a:xfrm>
                       <a:off x="0" y="0"/>
-                      <a:ext cx="9504000" cy="5199010"/>
+                      <a:ext cx="9504000" cy="5098959"/>
                     </a:xfrm>
                     <a:prstGeom prst="rect"/>
                   </pic:spPr>
@@ -7291,6 +7419,41 @@
       <w:pPr>
         <w:spacing w:after="40"/>
       </w:pPr>
+    </w:p>
+    <w:p>
+      <w:pPr>
+        <w:spacing w:after="140" w:before="0"/>
+      </w:pPr>
+      <w:r>
+        <w:rPr>
+          <w:rFonts w:ascii="Calibri" w:hAnsi="Calibri"/>
+          <w:b w:val="0"/>
+          <w:i w:val="0"/>
+          <w:color w:val="1A1A1A"/>
+          <w:sz w:val="21"/>
+        </w:rPr>
+        <w:t xml:space="preserve">The level and the named list are what the register can establish. What a competitor is </w:t>
+      </w:r>
+      <w:r>
+        <w:rPr>
+          <w:rFonts w:ascii="Calibri" w:hAnsi="Calibri"/>
+          <w:b/>
+          <w:i w:val="0"/>
+          <w:color w:val="1A1A1A"/>
+          <w:sz w:val="21"/>
+        </w:rPr>
+        <w:t>actually doing</w:t>
+      </w:r>
+      <w:r>
+        <w:rPr>
+          <w:rFonts w:ascii="Calibri" w:hAnsi="Calibri"/>
+          <w:b w:val="0"/>
+          <w:i w:val="0"/>
+          <w:color w:val="1A1A1A"/>
+          <w:sz w:val="21"/>
+        </w:rPr>
+        <w:t xml:space="preserve"> in this space, and what Orange says when the customer names them, needs more than a register — see section 9.</w:t>
+      </w:r>
     </w:p>
     <w:p>
       <w:pPr>
@@ -8625,7 +8788,1451 @@
         <w:rPr>
           <w:rFonts w:ascii="Calibri" w:hAnsi="Calibri"/>
         </w:rPr>
-        <w:t>9   Evidence discipline and the generation controls</w:t>
+        <w:t>9   Competitor intelligence</w:t>
+      </w:r>
+    </w:p>
+    <w:p>
+      <w:pPr>
+        <w:spacing w:after="140" w:before="0"/>
+      </w:pPr>
+      <w:r>
+        <w:rPr>
+          <w:rFonts w:ascii="Calibri" w:hAnsi="Calibri"/>
+          <w:b w:val="0"/>
+          <w:i w:val="0"/>
+          <w:color w:val="1A1A1A"/>
+          <w:sz w:val="21"/>
+        </w:rPr>
+        <w:t xml:space="preserve">Competitive intensity says how crowded a space is. It does not say what those competitors are </w:t>
+      </w:r>
+      <w:r>
+        <w:rPr>
+          <w:rFonts w:ascii="Calibri" w:hAnsi="Calibri"/>
+          <w:b/>
+          <w:i w:val="0"/>
+          <w:color w:val="1A1A1A"/>
+          <w:sz w:val="21"/>
+        </w:rPr>
+        <w:t>doing</w:t>
+      </w:r>
+      <w:r>
+        <w:rPr>
+          <w:rFonts w:ascii="Calibri" w:hAnsi="Calibri"/>
+          <w:b w:val="0"/>
+          <w:i w:val="0"/>
+          <w:color w:val="1A1A1A"/>
+          <w:sz w:val="21"/>
+        </w:rPr>
+        <w:t xml:space="preserve"> there, and it does not say what Orange replies when the customer names one of them. Those are the two questions a salesperson actually has, and neither is answerable from a curated register alone.</w:t>
+      </w:r>
+    </w:p>
+    <w:p>
+      <w:pPr>
+        <w:spacing w:after="140" w:before="0"/>
+      </w:pPr>
+      <w:r>
+        <w:rPr>
+          <w:rFonts w:ascii="Calibri" w:hAnsi="Calibri"/>
+          <w:b w:val="0"/>
+          <w:i w:val="0"/>
+          <w:color w:val="1A1A1A"/>
+          <w:sz w:val="21"/>
+        </w:rPr>
+        <w:t xml:space="preserve">The register has a second weakness worth naming: it is a human's summary, written once, going stale from the day it is written. This capability adds the other half — what each competitor </w:t>
+      </w:r>
+      <w:r>
+        <w:rPr>
+          <w:rFonts w:ascii="Calibri" w:hAnsi="Calibri"/>
+          <w:b/>
+          <w:i w:val="0"/>
+          <w:color w:val="1A1A1A"/>
+          <w:sz w:val="21"/>
+        </w:rPr>
+        <w:t>says</w:t>
+      </w:r>
+      <w:r>
+        <w:rPr>
+          <w:rFonts w:ascii="Calibri" w:hAnsi="Calibri"/>
+          <w:b w:val="0"/>
+          <w:i w:val="0"/>
+          <w:color w:val="1A1A1A"/>
+          <w:sz w:val="21"/>
+        </w:rPr>
+        <w:t xml:space="preserve"> it sells, taken from its own published pages, with the page that said it attached to every claim.</w:t>
+      </w:r>
+    </w:p>
+    <w:p>
+      <w:pPr>
+        <w:sectPr>
+          <w:pgSz w:w="11906" w:h="16838"/>
+          <w:pgMar w:top="1247" w:right="1247" w:bottom="1134" w:left="1247" w:header="720" w:footer="720" w:gutter="0"/>
+          <w:cols w:space="720"/>
+          <w:docGrid w:linePitch="360"/>
+        </w:sectPr>
+      </w:pPr>
+    </w:p>
+    <w:p>
+      <w:pPr>
+        <w:spacing w:after="80"/>
+        <w:jc w:val="center"/>
+      </w:pPr>
+      <w:r>
+        <w:drawing>
+          <wp:inline xmlns:a="http://schemas.openxmlformats.org/drawingml/2006/main" xmlns:pic="http://schemas.openxmlformats.org/drawingml/2006/picture">
+            <wp:extent cx="9504000" cy="5678237"/>
+            <wp:docPr id="6" name="Picture 6"/>
+            <wp:cNvGraphicFramePr>
+              <a:graphicFrameLocks noChangeAspect="1"/>
+            </wp:cNvGraphicFramePr>
+            <a:graphic>
+              <a:graphicData uri="http://schemas.openxmlformats.org/drawingml/2006/picture">
+                <pic:pic>
+                  <pic:nvPicPr>
+                    <pic:cNvPr id="0" name="fdd-11-competitor.png"/>
+                    <pic:cNvPicPr/>
+                  </pic:nvPicPr>
+                  <pic:blipFill>
+                    <a:blip r:embed="rId15"/>
+                    <a:stretch>
+                      <a:fillRect/>
+                    </a:stretch>
+                  </pic:blipFill>
+                  <pic:spPr>
+                    <a:xfrm>
+                      <a:off x="0" y="0"/>
+                      <a:ext cx="9504000" cy="5678237"/>
+                    </a:xfrm>
+                    <a:prstGeom prst="rect"/>
+                  </pic:spPr>
+                </pic:pic>
+              </a:graphicData>
+            </a:graphic>
+          </wp:inline>
+        </w:drawing>
+      </w:r>
+    </w:p>
+    <w:p>
+      <w:pPr>
+        <w:spacing w:after="0"/>
+        <w:jc w:val="left"/>
+      </w:pPr>
+      <w:r>
+        <w:rPr>
+          <w:rFonts w:ascii="Calibri" w:hAnsi="Calibri"/>
+          <w:i/>
+          <w:color w:val="5A5A5A"/>
+          <w:sz w:val="17"/>
+        </w:rPr>
+        <w:t>Four stages. The first three cost nothing per topic; only the fourth spends a model call.</w:t>
+      </w:r>
+    </w:p>
+    <w:p>
+      <w:pPr>
+        <w:sectPr>
+          <w:pgSz w:w="16838" w:h="11906" w:orient="landscape"/>
+          <w:pgMar w:top="850" w:right="850" w:bottom="850" w:left="850" w:header="720" w:footer="720" w:gutter="0"/>
+          <w:cols w:space="720"/>
+          <w:docGrid w:linePitch="360"/>
+        </w:sectPr>
+      </w:pPr>
+    </w:p>
+    <w:p>
+      <w:pPr>
+        <w:pStyle w:val="Heading2"/>
+      </w:pPr>
+      <w:r>
+        <w:rPr>
+          <w:rFonts w:ascii="Calibri" w:hAnsi="Calibri"/>
+        </w:rPr>
+        <w:t>9.1  What a competitor profile is allowed to do</w:t>
+      </w:r>
+    </w:p>
+    <w:p>
+      <w:pPr>
+        <w:spacing w:after="140" w:before="0"/>
+      </w:pPr>
+      <w:r>
+        <w:rPr>
+          <w:rFonts w:ascii="Calibri" w:hAnsi="Calibri"/>
+          <w:b w:val="0"/>
+          <w:i w:val="0"/>
+          <w:color w:val="1A1A1A"/>
+          <w:sz w:val="21"/>
+        </w:rPr>
+        <w:t xml:space="preserve">This is the constraint everything else follows from. A competitor's own website is </w:t>
+      </w:r>
+      <w:r>
+        <w:rPr>
+          <w:rFonts w:ascii="Calibri" w:hAnsi="Calibri"/>
+          <w:b/>
+          <w:i w:val="0"/>
+          <w:color w:val="1A1A1A"/>
+          <w:sz w:val="21"/>
+        </w:rPr>
+        <w:t>tier 4 — interested party</w:t>
+      </w:r>
+      <w:r>
+        <w:rPr>
+          <w:rFonts w:ascii="Calibri" w:hAnsi="Calibri"/>
+          <w:b w:val="0"/>
+          <w:i w:val="0"/>
+          <w:color w:val="1A1A1A"/>
+          <w:sz w:val="21"/>
+        </w:rPr>
+        <w:t xml:space="preserve"> — exactly like a vendor press release: weight 0.15, contribution to evidence quality capped, and an acceptance criterion (SC-09) asserting that vendor-only evidence scores low.</w:t>
+      </w:r>
+    </w:p>
+    <w:p>
+      <w:pPr>
+        <w:spacing w:after="140" w:before="0"/>
+      </w:pPr>
+      <w:r>
+        <w:rPr>
+          <w:rFonts w:ascii="Calibri" w:hAnsi="Calibri"/>
+          <w:b w:val="0"/>
+          <w:i w:val="0"/>
+          <w:color w:val="1A1A1A"/>
+          <w:sz w:val="21"/>
+        </w:rPr>
+        <w:t>So a profile may do exactly two things, and no more:</w:t>
+      </w:r>
+    </w:p>
+    <w:p>
+      <w:pPr>
+        <w:pStyle w:val="ListBullet"/>
+        <w:spacing w:after="60"/>
+        <w:ind w:left="397"/>
+      </w:pPr>
+      <w:r>
+        <w:rPr>
+          <w:rFonts w:ascii="Calibri" w:hAnsi="Calibri"/>
+          <w:b/>
+          <w:i w:val="0"/>
+          <w:color w:val="1A1A1A"/>
+          <w:sz w:val="21"/>
+        </w:rPr>
+        <w:t>Explain</w:t>
+      </w:r>
+      <w:r>
+        <w:rPr>
+          <w:rFonts w:ascii="Calibri" w:hAnsi="Calibri"/>
+          <w:b w:val="0"/>
+          <w:i w:val="0"/>
+          <w:color w:val="1A1A1A"/>
+          <w:sz w:val="21"/>
+        </w:rPr>
+        <w:t xml:space="preserve"> a competitor the register has already matched to a topic — what they publish about this vertical, this use case and this technology, cited to the page that said it.</w:t>
+      </w:r>
+    </w:p>
+    <w:p>
+      <w:pPr>
+        <w:pStyle w:val="ListBullet"/>
+        <w:spacing w:after="60"/>
+        <w:ind w:left="397"/>
+      </w:pPr>
+      <w:r>
+        <w:rPr>
+          <w:rFonts w:ascii="Calibri" w:hAnsi="Calibri"/>
+          <w:b/>
+          <w:i w:val="0"/>
+          <w:color w:val="1A1A1A"/>
+          <w:sz w:val="21"/>
+        </w:rPr>
+        <w:t>Seed</w:t>
+      </w:r>
+      <w:r>
+        <w:rPr>
+          <w:rFonts w:ascii="Calibri" w:hAnsi="Calibri"/>
+          <w:b w:val="0"/>
+          <w:i w:val="0"/>
+          <w:color w:val="1A1A1A"/>
+          <w:sz w:val="21"/>
+        </w:rPr>
+        <w:t xml:space="preserve"> generation. Where two or more profiled competitors sell into a taxonomy cell the radar has no topic for, that cell is promoted to the front of the synthesis target list and reasoned over through a competitor-movement lens.</w:t>
+      </w:r>
+    </w:p>
+    <w:p>
+      <w:pPr>
+        <w:spacing w:after="140" w:before="0"/>
+      </w:pPr>
+      <w:r>
+        <w:rPr>
+          <w:rFonts w:ascii="Calibri" w:hAnsi="Calibri"/>
+          <w:b w:val="0"/>
+          <w:i w:val="0"/>
+          <w:color w:val="1A1A1A"/>
+          <w:sz w:val="21"/>
+        </w:rPr>
+        <w:t>It may not lift attractiveness, right to win, or any other published score. A candidate the competitor lens produces still has to bind to independent, non-vendor evidence to be accepted — so an unsupported one dies, which is the correct outcome and is what makes seeding here safe.</w:t>
+      </w:r>
+    </w:p>
+    <w:tbl>
+      <w:tblPr>
+        <w:tblW w:type="auto" w:w="0"/>
+        <w:tblLook w:firstColumn="1" w:firstRow="1" w:lastColumn="0" w:lastRow="0" w:noHBand="0" w:noVBand="1" w:val="04A0"/>
+      </w:tblPr>
+      <w:tblGrid>
+        <w:gridCol w:w="9412"/>
+      </w:tblGrid>
+      <w:tr>
+        <w:tc>
+          <w:tcPr>
+            <w:tcW w:type="dxa" w:w="9412"/>
+            <w:shd w:val="clear" w:color="auto" w:fill="FBECEA"/>
+            <w:tcBorders>
+              <w:top w:val="none" w:sz="0" w:space="0" w:color="D9D9D9"/>
+              <w:bottom w:val="none" w:sz="0" w:space="0" w:color="D9D9D9"/>
+              <w:right w:val="none" w:sz="0" w:space="0" w:color="D9D9D9"/>
+            </w:tcBorders>
+            <w:tcBorders>
+              <w:left w:val="single" w:sz="18" w:space="0" w:color="A82820"/>
+            </w:tcBorders>
+          </w:tcPr>
+          <w:p>
+            <w:pPr>
+              <w:spacing w:after="60"/>
+            </w:pPr>
+            <w:r>
+              <w:rPr>
+                <w:rFonts w:ascii="Calibri" w:hAnsi="Calibri"/>
+                <w:b/>
+                <w:color w:val="A82820"/>
+                <w:sz w:val="20"/>
+              </w:rPr>
+              <w:t>Why not simply treat competitor pages as evidence?</w:t>
+            </w:r>
+          </w:p>
+          <w:p>
+            <w:pPr>
+              <w:spacing w:after="0"/>
+            </w:pPr>
+            <w:r>
+              <w:rPr>
+                <w:rFonts w:ascii="Calibri" w:hAnsi="Calibri"/>
+                <w:b w:val="0"/>
+                <w:i w:val="0"/>
+                <w:color w:val="1A1A1A"/>
+                <w:sz w:val="19"/>
+              </w:rPr>
+              <w:t>Because it is vendor marketing, and the product's credibility rests on saying so. A subsystem that quietly exempted 1,745 vendor pages from the tier-4 rule would have hollowed out SC-09 while leaving its test passing — the most expensive kind of inconsistency, because nothing fails until a customer asks where a number came from.</w:t>
+            </w:r>
+          </w:p>
+        </w:tc>
+      </w:tr>
+    </w:tbl>
+    <w:p>
+      <w:pPr>
+        <w:spacing w:after="40"/>
+      </w:pPr>
+    </w:p>
+    <w:p>
+      <w:pPr>
+        <w:pStyle w:val="Heading2"/>
+      </w:pPr>
+      <w:r>
+        <w:rPr>
+          <w:rFonts w:ascii="Calibri" w:hAnsi="Calibri"/>
+        </w:rPr>
+        <w:t>9.2  The differentiation angle, per competitor</w:t>
+      </w:r>
+    </w:p>
+    <w:p>
+      <w:pPr>
+        <w:spacing w:after="140" w:before="0"/>
+      </w:pPr>
+      <w:r>
+        <w:rPr>
+          <w:rFonts w:ascii="Calibri" w:hAnsi="Calibri"/>
+          <w:b w:val="0"/>
+          <w:i w:val="0"/>
+          <w:color w:val="1A1A1A"/>
+          <w:sz w:val="21"/>
+        </w:rPr>
+        <w:t xml:space="preserve">Each competitor on a space carries its own paragraph on how Orange differentiates </w:t>
+      </w:r>
+      <w:r>
+        <w:rPr>
+          <w:rFonts w:ascii="Calibri" w:hAnsi="Calibri"/>
+          <w:b/>
+          <w:i w:val="0"/>
+          <w:color w:val="1A1A1A"/>
+          <w:sz w:val="21"/>
+        </w:rPr>
+        <w:t>against that company, for that opportunity</w:t>
+      </w:r>
+      <w:r>
+        <w:rPr>
+          <w:rFonts w:ascii="Calibri" w:hAnsi="Calibri"/>
+          <w:b w:val="0"/>
+          <w:i w:val="0"/>
+          <w:color w:val="1A1A1A"/>
+          <w:sz w:val="21"/>
+        </w:rPr>
+        <w:t xml:space="preserve"> — not a general Orange pitch. It is the part of the analysis a salesperson repeats verbatim, so it carries a guard beyond the four defences: it may only name Orange assets that are </w:t>
+      </w:r>
+      <w:r>
+        <w:rPr>
+          <w:rFonts w:ascii="Calibri" w:hAnsi="Calibri"/>
+          <w:b/>
+          <w:i w:val="0"/>
+          <w:color w:val="1A1A1A"/>
+          <w:sz w:val="21"/>
+        </w:rPr>
+        <w:t>linked to this topic</w:t>
+      </w:r>
+      <w:r>
+        <w:rPr>
+          <w:rFonts w:ascii="Calibri" w:hAnsi="Calibri"/>
+          <w:b w:val="0"/>
+          <w:i w:val="0"/>
+          <w:color w:val="1A1A1A"/>
+          <w:sz w:val="21"/>
+        </w:rPr>
+        <w:t xml:space="preserve"> in the business graph.</w:t>
+      </w:r>
+    </w:p>
+    <w:p>
+      <w:pPr>
+        <w:spacing w:after="140" w:before="0"/>
+      </w:pPr>
+      <w:r>
+        <w:rPr>
+          <w:rFonts w:ascii="Calibri" w:hAnsi="Calibri"/>
+          <w:b w:val="0"/>
+          <w:i w:val="0"/>
+          <w:color w:val="1A1A1A"/>
+          <w:sz w:val="21"/>
+        </w:rPr>
+        <w:t>Where nothing is linked, the honest paragraph says Orange would be competing on price and delivery rather than on a structural advantage. An invented advantage is not caught in review — it is caught in the meeting.</w:t>
+      </w:r>
+    </w:p>
+    <w:tbl>
+      <w:tblPr>
+        <w:tblW w:type="auto" w:w="0"/>
+        <w:jc w:val="left"/>
+        <w:tblLayout w:type="fixed"/>
+        <w:tblLook w:firstColumn="1" w:firstRow="1" w:lastColumn="0" w:lastRow="0" w:noHBand="0" w:noVBand="1" w:val="04A0"/>
+      </w:tblPr>
+      <w:tblGrid>
+        <w:gridCol w:w="4706"/>
+        <w:gridCol w:w="4706"/>
+      </w:tblGrid>
+      <w:tr>
+        <w:tc>
+          <w:tcPr>
+            <w:tcW w:type="dxa" w:w="4706"/>
+            <w:shd w:val="clear" w:color="auto" w:fill="3C3C3C"/>
+            <w:tcBorders>
+              <w:top w:val="single" w:sz="2" w:space="0" w:color="C8C8C8"/>
+              <w:left w:val="single" w:sz="2" w:space="0" w:color="C8C8C8"/>
+              <w:bottom w:val="single" w:sz="2" w:space="0" w:color="C8C8C8"/>
+              <w:right w:val="single" w:sz="2" w:space="0" w:color="C8C8C8"/>
+            </w:tcBorders>
+          </w:tcPr>
+          <w:p>
+            <w:pPr>
+              <w:spacing w:after="20" w:before="20"/>
+            </w:pPr>
+            <w:r>
+              <w:rPr>
+                <w:rFonts w:ascii="Calibri" w:hAnsi="Calibri"/>
+                <w:b/>
+                <w:color w:val="FFFFFF"/>
+                <w:sz w:val="18"/>
+              </w:rPr>
+              <w:t>What makes one usable</w:t>
+            </w:r>
+          </w:p>
+        </w:tc>
+        <w:tc>
+          <w:tcPr>
+            <w:tcW w:type="dxa" w:w="4706"/>
+            <w:shd w:val="clear" w:color="auto" w:fill="3C3C3C"/>
+            <w:tcBorders>
+              <w:top w:val="single" w:sz="2" w:space="0" w:color="C8C8C8"/>
+              <w:left w:val="single" w:sz="2" w:space="0" w:color="C8C8C8"/>
+              <w:bottom w:val="single" w:sz="2" w:space="0" w:color="C8C8C8"/>
+              <w:right w:val="single" w:sz="2" w:space="0" w:color="C8C8C8"/>
+            </w:tcBorders>
+          </w:tcPr>
+          <w:p>
+            <w:pPr>
+              <w:spacing w:after="20" w:before="20"/>
+            </w:pPr>
+            <w:r>
+              <w:rPr>
+                <w:rFonts w:ascii="Calibri" w:hAnsi="Calibri"/>
+                <w:b/>
+                <w:color w:val="FFFFFF"/>
+                <w:sz w:val="18"/>
+              </w:rPr>
+              <w:t>What gets it rejected</w:t>
+            </w:r>
+          </w:p>
+        </w:tc>
+      </w:tr>
+      <w:tr>
+        <w:tc>
+          <w:tcPr>
+            <w:tcW w:type="dxa" w:w="4706"/>
+            <w:tcBorders>
+              <w:top w:val="single" w:sz="2" w:space="0" w:color="C8C8C8"/>
+              <w:left w:val="single" w:sz="2" w:space="0" w:color="C8C8C8"/>
+              <w:bottom w:val="single" w:sz="2" w:space="0" w:color="C8C8C8"/>
+              <w:right w:val="single" w:sz="2" w:space="0" w:color="C8C8C8"/>
+            </w:tcBorders>
+          </w:tcPr>
+          <w:p>
+            <w:pPr>
+              <w:spacing w:after="20" w:before="20"/>
+            </w:pPr>
+            <w:r>
+              <w:rPr>
+                <w:rFonts w:ascii="Calibri" w:hAnsi="Calibri"/>
+                <w:b w:val="0"/>
+                <w:i w:val="0"/>
+                <w:color w:val="1A1A1A"/>
+                <w:sz w:val="18"/>
+              </w:rPr>
+              <w:t>Names the asymmetry — sovereignty and EU data residency against a hyperscaler; an owned network and field operations against a systems integrator; integration breadth against a point specialist</w:t>
+            </w:r>
+          </w:p>
+        </w:tc>
+        <w:tc>
+          <w:tcPr>
+            <w:tcW w:type="dxa" w:w="4706"/>
+            <w:tcBorders>
+              <w:top w:val="single" w:sz="2" w:space="0" w:color="C8C8C8"/>
+              <w:left w:val="single" w:sz="2" w:space="0" w:color="C8C8C8"/>
+              <w:bottom w:val="single" w:sz="2" w:space="0" w:color="C8C8C8"/>
+              <w:right w:val="single" w:sz="2" w:space="0" w:color="C8C8C8"/>
+            </w:tcBorders>
+          </w:tcPr>
+          <w:p>
+            <w:pPr>
+              <w:spacing w:after="20" w:before="20"/>
+            </w:pPr>
+            <w:r>
+              <w:rPr>
+                <w:rFonts w:ascii="Calibri" w:hAnsi="Calibri"/>
+                <w:b w:val="0"/>
+                <w:i w:val="0"/>
+                <w:color w:val="1A1A1A"/>
+                <w:sz w:val="18"/>
+              </w:rPr>
+              <w:t>Superlatives. “Better”, “leading” and “best-in-class” are not differentiators</w:t>
+            </w:r>
+          </w:p>
+        </w:tc>
+      </w:tr>
+      <w:tr>
+        <w:tc>
+          <w:tcPr>
+            <w:tcW w:type="dxa" w:w="4706"/>
+            <w:shd w:val="clear" w:color="auto" w:fill="F2F2F2"/>
+            <w:tcBorders>
+              <w:top w:val="single" w:sz="2" w:space="0" w:color="C8C8C8"/>
+              <w:left w:val="single" w:sz="2" w:space="0" w:color="C8C8C8"/>
+              <w:bottom w:val="single" w:sz="2" w:space="0" w:color="C8C8C8"/>
+              <w:right w:val="single" w:sz="2" w:space="0" w:color="C8C8C8"/>
+            </w:tcBorders>
+          </w:tcPr>
+          <w:p>
+            <w:pPr>
+              <w:spacing w:after="20" w:before="20"/>
+            </w:pPr>
+            <w:r>
+              <w:rPr>
+                <w:rFonts w:ascii="Calibri" w:hAnsi="Calibri"/>
+                <w:b w:val="0"/>
+                <w:i w:val="0"/>
+                <w:color w:val="1A1A1A"/>
+                <w:sz w:val="18"/>
+              </w:rPr>
+              <w:t>Anchored on a named offer, certification, partner tier or published reference — and the interface prints which</w:t>
+            </w:r>
+          </w:p>
+        </w:tc>
+        <w:tc>
+          <w:tcPr>
+            <w:tcW w:type="dxa" w:w="4706"/>
+            <w:shd w:val="clear" w:color="auto" w:fill="F2F2F2"/>
+            <w:tcBorders>
+              <w:top w:val="single" w:sz="2" w:space="0" w:color="C8C8C8"/>
+              <w:left w:val="single" w:sz="2" w:space="0" w:color="C8C8C8"/>
+              <w:bottom w:val="single" w:sz="2" w:space="0" w:color="C8C8C8"/>
+              <w:right w:val="single" w:sz="2" w:space="0" w:color="C8C8C8"/>
+            </w:tcBorders>
+          </w:tcPr>
+          <w:p>
+            <w:pPr>
+              <w:spacing w:after="20" w:before="20"/>
+            </w:pPr>
+            <w:r>
+              <w:rPr>
+                <w:rFonts w:ascii="Calibri" w:hAnsi="Calibri"/>
+                <w:b w:val="0"/>
+                <w:i w:val="0"/>
+                <w:color w:val="1A1A1A"/>
+                <w:sz w:val="18"/>
+              </w:rPr>
+              <w:t>Naming an Orange asset that is not linked to this topic</w:t>
+            </w:r>
+          </w:p>
+        </w:tc>
+      </w:tr>
+      <w:tr>
+        <w:tc>
+          <w:tcPr>
+            <w:tcW w:type="dxa" w:w="4706"/>
+            <w:tcBorders>
+              <w:top w:val="single" w:sz="2" w:space="0" w:color="C8C8C8"/>
+              <w:left w:val="single" w:sz="2" w:space="0" w:color="C8C8C8"/>
+              <w:bottom w:val="single" w:sz="2" w:space="0" w:color="C8C8C8"/>
+              <w:right w:val="single" w:sz="2" w:space="0" w:color="C8C8C8"/>
+            </w:tcBorders>
+          </w:tcPr>
+          <w:p>
+            <w:pPr>
+              <w:spacing w:after="20" w:before="20"/>
+            </w:pPr>
+            <w:r>
+              <w:rPr>
+                <w:rFonts w:ascii="Calibri" w:hAnsi="Calibri"/>
+                <w:b w:val="0"/>
+                <w:i w:val="0"/>
+                <w:color w:val="1A1A1A"/>
+                <w:sz w:val="18"/>
+              </w:rPr>
+              <w:t>Concedes what the competitor genuinely does better</w:t>
+            </w:r>
+          </w:p>
+        </w:tc>
+        <w:tc>
+          <w:tcPr>
+            <w:tcW w:type="dxa" w:w="4706"/>
+            <w:tcBorders>
+              <w:top w:val="single" w:sz="2" w:space="0" w:color="C8C8C8"/>
+              <w:left w:val="single" w:sz="2" w:space="0" w:color="C8C8C8"/>
+              <w:bottom w:val="single" w:sz="2" w:space="0" w:color="C8C8C8"/>
+              <w:right w:val="single" w:sz="2" w:space="0" w:color="C8C8C8"/>
+            </w:tcBorders>
+          </w:tcPr>
+          <w:p>
+            <w:pPr>
+              <w:spacing w:after="20" w:before="20"/>
+            </w:pPr>
+            <w:r>
+              <w:rPr>
+                <w:rFonts w:ascii="Calibri" w:hAnsi="Calibri"/>
+                <w:b w:val="0"/>
+                <w:i w:val="0"/>
+                <w:color w:val="1A1A1A"/>
+                <w:sz w:val="18"/>
+              </w:rPr>
+              <w:t>Any generated figure — market share, growth, headcount</w:t>
+            </w:r>
+          </w:p>
+        </w:tc>
+      </w:tr>
+      <w:tr>
+        <w:tc>
+          <w:tcPr>
+            <w:tcW w:type="dxa" w:w="4706"/>
+            <w:shd w:val="clear" w:color="auto" w:fill="F2F2F2"/>
+            <w:tcBorders>
+              <w:top w:val="single" w:sz="2" w:space="0" w:color="C8C8C8"/>
+              <w:left w:val="single" w:sz="2" w:space="0" w:color="C8C8C8"/>
+              <w:bottom w:val="single" w:sz="2" w:space="0" w:color="C8C8C8"/>
+              <w:right w:val="single" w:sz="2" w:space="0" w:color="C8C8C8"/>
+            </w:tcBorders>
+          </w:tcPr>
+          <w:p>
+            <w:pPr>
+              <w:spacing w:after="20" w:before="20"/>
+            </w:pPr>
+            <w:r>
+              <w:rPr>
+                <w:rFonts w:ascii="Calibri" w:hAnsi="Calibri"/>
+                <w:b w:val="0"/>
+                <w:i w:val="0"/>
+                <w:color w:val="1A1A1A"/>
+                <w:sz w:val="18"/>
+              </w:rPr>
+              <w:t>Says what to lead with and what to avoid arguing about</w:t>
+            </w:r>
+          </w:p>
+        </w:tc>
+        <w:tc>
+          <w:tcPr>
+            <w:tcW w:type="dxa" w:w="4706"/>
+            <w:shd w:val="clear" w:color="auto" w:fill="F2F2F2"/>
+            <w:tcBorders>
+              <w:top w:val="single" w:sz="2" w:space="0" w:color="C8C8C8"/>
+              <w:left w:val="single" w:sz="2" w:space="0" w:color="C8C8C8"/>
+              <w:bottom w:val="single" w:sz="2" w:space="0" w:color="C8C8C8"/>
+              <w:right w:val="single" w:sz="2" w:space="0" w:color="C8C8C8"/>
+            </w:tcBorders>
+          </w:tcPr>
+          <w:p>
+            <w:pPr>
+              <w:spacing w:after="20" w:before="20"/>
+            </w:pPr>
+            <w:r>
+              <w:rPr>
+                <w:rFonts w:ascii="Calibri" w:hAnsi="Calibri"/>
+                <w:b w:val="0"/>
+                <w:i w:val="0"/>
+                <w:color w:val="1A1A1A"/>
+                <w:sz w:val="18"/>
+              </w:rPr>
+              <w:t>Naming a customer beyond the supplied references</w:t>
+            </w:r>
+          </w:p>
+        </w:tc>
+      </w:tr>
+    </w:tbl>
+    <w:p>
+      <w:pPr>
+        <w:spacing w:after="60"/>
+      </w:pPr>
+    </w:p>
+    <w:p>
+      <w:pPr>
+        <w:pStyle w:val="Heading2"/>
+      </w:pPr>
+      <w:r>
+        <w:rPr>
+          <w:rFonts w:ascii="Calibri" w:hAnsi="Calibri"/>
+        </w:rPr>
+        <w:t>9.3  Coverage is reported, not assumed</w:t>
+      </w:r>
+    </w:p>
+    <w:p>
+      <w:pPr>
+        <w:spacing w:after="140" w:before="0"/>
+      </w:pPr>
+      <w:r>
+        <w:rPr>
+          <w:rFonts w:ascii="Calibri" w:hAnsi="Calibri"/>
+          <w:b w:val="0"/>
+          <w:i w:val="0"/>
+          <w:color w:val="1A1A1A"/>
+          <w:sz w:val="21"/>
+        </w:rPr>
+        <w:t xml:space="preserve">Of 65 registered competitors, </w:t>
+      </w:r>
+      <w:r>
+        <w:rPr>
+          <w:rFonts w:ascii="Calibri" w:hAnsi="Calibri"/>
+          <w:b/>
+          <w:i w:val="0"/>
+          <w:color w:val="1A1A1A"/>
+          <w:sz w:val="21"/>
+        </w:rPr>
+        <w:t>53 are profiled</w:t>
+      </w:r>
+      <w:r>
+        <w:rPr>
+          <w:rFonts w:ascii="Calibri" w:hAnsi="Calibri"/>
+          <w:b w:val="0"/>
+          <w:i w:val="0"/>
+          <w:color w:val="1A1A1A"/>
+          <w:sz w:val="21"/>
+        </w:rPr>
+        <w:t xml:space="preserve"> from 1,745 of their own pages. The other 12 are each recorded with a reason and named individually in the Coverage view, because a competitive field built from seven of eight competitors should say so rather than reading as complete.</w:t>
+      </w:r>
+    </w:p>
+    <w:tbl>
+      <w:tblPr>
+        <w:tblW w:type="auto" w:w="0"/>
+        <w:jc w:val="left"/>
+        <w:tblLayout w:type="fixed"/>
+        <w:tblLook w:firstColumn="1" w:firstRow="1" w:lastColumn="0" w:lastRow="0" w:noHBand="0" w:noVBand="1" w:val="04A0"/>
+      </w:tblPr>
+      <w:tblGrid>
+        <w:gridCol w:w="3137"/>
+        <w:gridCol w:w="3137"/>
+        <w:gridCol w:w="3137"/>
+      </w:tblGrid>
+      <w:tr>
+        <w:tc>
+          <w:tcPr>
+            <w:tcW w:type="dxa" w:w="1474"/>
+            <w:shd w:val="clear" w:color="auto" w:fill="3C3C3C"/>
+            <w:tcBorders>
+              <w:top w:val="single" w:sz="2" w:space="0" w:color="C8C8C8"/>
+              <w:left w:val="single" w:sz="2" w:space="0" w:color="C8C8C8"/>
+              <w:bottom w:val="single" w:sz="2" w:space="0" w:color="C8C8C8"/>
+              <w:right w:val="single" w:sz="2" w:space="0" w:color="C8C8C8"/>
+            </w:tcBorders>
+          </w:tcPr>
+          <w:p>
+            <w:pPr>
+              <w:spacing w:after="20" w:before="20"/>
+            </w:pPr>
+            <w:r>
+              <w:rPr>
+                <w:rFonts w:ascii="Calibri" w:hAnsi="Calibri"/>
+                <w:b/>
+                <w:color w:val="FFFFFF"/>
+                <w:sz w:val="18"/>
+              </w:rPr>
+              <w:t>Status</w:t>
+            </w:r>
+          </w:p>
+        </w:tc>
+        <w:tc>
+          <w:tcPr>
+            <w:tcW w:type="dxa" w:w="794"/>
+            <w:shd w:val="clear" w:color="auto" w:fill="3C3C3C"/>
+            <w:tcBorders>
+              <w:top w:val="single" w:sz="2" w:space="0" w:color="C8C8C8"/>
+              <w:left w:val="single" w:sz="2" w:space="0" w:color="C8C8C8"/>
+              <w:bottom w:val="single" w:sz="2" w:space="0" w:color="C8C8C8"/>
+              <w:right w:val="single" w:sz="2" w:space="0" w:color="C8C8C8"/>
+            </w:tcBorders>
+          </w:tcPr>
+          <w:p>
+            <w:pPr>
+              <w:spacing w:after="20" w:before="20"/>
+            </w:pPr>
+            <w:r>
+              <w:rPr>
+                <w:rFonts w:ascii="Calibri" w:hAnsi="Calibri"/>
+                <w:b/>
+                <w:color w:val="FFFFFF"/>
+                <w:sz w:val="18"/>
+              </w:rPr>
+              <w:t>Count</w:t>
+            </w:r>
+          </w:p>
+        </w:tc>
+        <w:tc>
+          <w:tcPr>
+            <w:tcW w:type="dxa" w:w="7143"/>
+            <w:shd w:val="clear" w:color="auto" w:fill="3C3C3C"/>
+            <w:tcBorders>
+              <w:top w:val="single" w:sz="2" w:space="0" w:color="C8C8C8"/>
+              <w:left w:val="single" w:sz="2" w:space="0" w:color="C8C8C8"/>
+              <w:bottom w:val="single" w:sz="2" w:space="0" w:color="C8C8C8"/>
+              <w:right w:val="single" w:sz="2" w:space="0" w:color="C8C8C8"/>
+            </w:tcBorders>
+          </w:tcPr>
+          <w:p>
+            <w:pPr>
+              <w:spacing w:after="20" w:before="20"/>
+            </w:pPr>
+            <w:r>
+              <w:rPr>
+                <w:rFonts w:ascii="Calibri" w:hAnsi="Calibri"/>
+                <w:b/>
+                <w:color w:val="FFFFFF"/>
+                <w:sz w:val="18"/>
+              </w:rPr>
+              <w:t>Meaning</w:t>
+            </w:r>
+          </w:p>
+        </w:tc>
+      </w:tr>
+      <w:tr>
+        <w:tc>
+          <w:tcPr>
+            <w:tcW w:type="dxa" w:w="1474"/>
+            <w:tcBorders>
+              <w:top w:val="single" w:sz="2" w:space="0" w:color="C8C8C8"/>
+              <w:left w:val="single" w:sz="2" w:space="0" w:color="C8C8C8"/>
+              <w:bottom w:val="single" w:sz="2" w:space="0" w:color="C8C8C8"/>
+              <w:right w:val="single" w:sz="2" w:space="0" w:color="C8C8C8"/>
+            </w:tcBorders>
+          </w:tcPr>
+          <w:p>
+            <w:pPr>
+              <w:spacing w:after="20" w:before="20"/>
+            </w:pPr>
+            <w:r>
+              <w:rPr>
+                <w:rFonts w:ascii="Calibri" w:hAnsi="Calibri"/>
+                <w:b w:val="0"/>
+                <w:i w:val="0"/>
+                <w:color w:val="1A1A1A"/>
+                <w:sz w:val="18"/>
+              </w:rPr>
+              <w:t>blocked</w:t>
+            </w:r>
+          </w:p>
+        </w:tc>
+        <w:tc>
+          <w:tcPr>
+            <w:tcW w:type="dxa" w:w="794"/>
+            <w:tcBorders>
+              <w:top w:val="single" w:sz="2" w:space="0" w:color="C8C8C8"/>
+              <w:left w:val="single" w:sz="2" w:space="0" w:color="C8C8C8"/>
+              <w:bottom w:val="single" w:sz="2" w:space="0" w:color="C8C8C8"/>
+              <w:right w:val="single" w:sz="2" w:space="0" w:color="C8C8C8"/>
+            </w:tcBorders>
+          </w:tcPr>
+          <w:p>
+            <w:pPr>
+              <w:spacing w:after="20" w:before="20"/>
+            </w:pPr>
+            <w:r>
+              <w:rPr>
+                <w:rFonts w:ascii="Calibri" w:hAnsi="Calibri"/>
+                <w:b w:val="0"/>
+                <w:i w:val="0"/>
+                <w:color w:val="1A1A1A"/>
+                <w:sz w:val="18"/>
+              </w:rPr>
+              <w:t>6</w:t>
+            </w:r>
+          </w:p>
+        </w:tc>
+        <w:tc>
+          <w:tcPr>
+            <w:tcW w:type="dxa" w:w="7143"/>
+            <w:tcBorders>
+              <w:top w:val="single" w:sz="2" w:space="0" w:color="C8C8C8"/>
+              <w:left w:val="single" w:sz="2" w:space="0" w:color="C8C8C8"/>
+              <w:bottom w:val="single" w:sz="2" w:space="0" w:color="C8C8C8"/>
+              <w:right w:val="single" w:sz="2" w:space="0" w:color="C8C8C8"/>
+            </w:tcBorders>
+          </w:tcPr>
+          <w:p>
+            <w:pPr>
+              <w:spacing w:after="20" w:before="20"/>
+            </w:pPr>
+            <w:r>
+              <w:rPr>
+                <w:rFonts w:ascii="Calibri" w:hAnsi="Calibri"/>
+                <w:b w:val="0"/>
+                <w:i w:val="0"/>
+                <w:color w:val="1A1A1A"/>
+                <w:sz w:val="18"/>
+              </w:rPr>
+              <w:t>The site refuses automated clients, or robots.txt disallows crawling</w:t>
+            </w:r>
+          </w:p>
+        </w:tc>
+      </w:tr>
+      <w:tr>
+        <w:tc>
+          <w:tcPr>
+            <w:tcW w:type="dxa" w:w="1474"/>
+            <w:shd w:val="clear" w:color="auto" w:fill="F2F2F2"/>
+            <w:tcBorders>
+              <w:top w:val="single" w:sz="2" w:space="0" w:color="C8C8C8"/>
+              <w:left w:val="single" w:sz="2" w:space="0" w:color="C8C8C8"/>
+              <w:bottom w:val="single" w:sz="2" w:space="0" w:color="C8C8C8"/>
+              <w:right w:val="single" w:sz="2" w:space="0" w:color="C8C8C8"/>
+            </w:tcBorders>
+          </w:tcPr>
+          <w:p>
+            <w:pPr>
+              <w:spacing w:after="20" w:before="20"/>
+            </w:pPr>
+            <w:r>
+              <w:rPr>
+                <w:rFonts w:ascii="Calibri" w:hAnsi="Calibri"/>
+                <w:b w:val="0"/>
+                <w:i w:val="0"/>
+                <w:color w:val="1A1A1A"/>
+                <w:sz w:val="18"/>
+              </w:rPr>
+              <w:t>unreadable</w:t>
+            </w:r>
+          </w:p>
+        </w:tc>
+        <w:tc>
+          <w:tcPr>
+            <w:tcW w:type="dxa" w:w="794"/>
+            <w:shd w:val="clear" w:color="auto" w:fill="F2F2F2"/>
+            <w:tcBorders>
+              <w:top w:val="single" w:sz="2" w:space="0" w:color="C8C8C8"/>
+              <w:left w:val="single" w:sz="2" w:space="0" w:color="C8C8C8"/>
+              <w:bottom w:val="single" w:sz="2" w:space="0" w:color="C8C8C8"/>
+              <w:right w:val="single" w:sz="2" w:space="0" w:color="C8C8C8"/>
+            </w:tcBorders>
+          </w:tcPr>
+          <w:p>
+            <w:pPr>
+              <w:spacing w:after="20" w:before="20"/>
+            </w:pPr>
+            <w:r>
+              <w:rPr>
+                <w:rFonts w:ascii="Calibri" w:hAnsi="Calibri"/>
+                <w:b w:val="0"/>
+                <w:i w:val="0"/>
+                <w:color w:val="1A1A1A"/>
+                <w:sz w:val="18"/>
+              </w:rPr>
+              <w:t>3</w:t>
+            </w:r>
+          </w:p>
+        </w:tc>
+        <w:tc>
+          <w:tcPr>
+            <w:tcW w:type="dxa" w:w="7143"/>
+            <w:shd w:val="clear" w:color="auto" w:fill="F2F2F2"/>
+            <w:tcBorders>
+              <w:top w:val="single" w:sz="2" w:space="0" w:color="C8C8C8"/>
+              <w:left w:val="single" w:sz="2" w:space="0" w:color="C8C8C8"/>
+              <w:bottom w:val="single" w:sz="2" w:space="0" w:color="C8C8C8"/>
+              <w:right w:val="single" w:sz="2" w:space="0" w:color="C8C8C8"/>
+            </w:tcBorders>
+          </w:tcPr>
+          <w:p>
+            <w:pPr>
+              <w:spacing w:after="20" w:before="20"/>
+            </w:pPr>
+            <w:r>
+              <w:rPr>
+                <w:rFonts w:ascii="Calibri" w:hAnsi="Calibri"/>
+                <w:b w:val="0"/>
+                <w:i w:val="0"/>
+                <w:color w:val="1A1A1A"/>
+                <w:sz w:val="18"/>
+              </w:rPr>
+              <w:t>Fetched successfully but renders its content client-side, so nothing readable returned</w:t>
+            </w:r>
+          </w:p>
+        </w:tc>
+      </w:tr>
+      <w:tr>
+        <w:tc>
+          <w:tcPr>
+            <w:tcW w:type="dxa" w:w="1474"/>
+            <w:tcBorders>
+              <w:top w:val="single" w:sz="2" w:space="0" w:color="C8C8C8"/>
+              <w:left w:val="single" w:sz="2" w:space="0" w:color="C8C8C8"/>
+              <w:bottom w:val="single" w:sz="2" w:space="0" w:color="C8C8C8"/>
+              <w:right w:val="single" w:sz="2" w:space="0" w:color="C8C8C8"/>
+            </w:tcBorders>
+          </w:tcPr>
+          <w:p>
+            <w:pPr>
+              <w:spacing w:after="20" w:before="20"/>
+            </w:pPr>
+            <w:r>
+              <w:rPr>
+                <w:rFonts w:ascii="Calibri" w:hAnsi="Calibri"/>
+                <w:b w:val="0"/>
+                <w:i w:val="0"/>
+                <w:color w:val="1A1A1A"/>
+                <w:sz w:val="18"/>
+              </w:rPr>
+              <w:t>unreachable</w:t>
+            </w:r>
+          </w:p>
+        </w:tc>
+        <w:tc>
+          <w:tcPr>
+            <w:tcW w:type="dxa" w:w="794"/>
+            <w:tcBorders>
+              <w:top w:val="single" w:sz="2" w:space="0" w:color="C8C8C8"/>
+              <w:left w:val="single" w:sz="2" w:space="0" w:color="C8C8C8"/>
+              <w:bottom w:val="single" w:sz="2" w:space="0" w:color="C8C8C8"/>
+              <w:right w:val="single" w:sz="2" w:space="0" w:color="C8C8C8"/>
+            </w:tcBorders>
+          </w:tcPr>
+          <w:p>
+            <w:pPr>
+              <w:spacing w:after="20" w:before="20"/>
+            </w:pPr>
+            <w:r>
+              <w:rPr>
+                <w:rFonts w:ascii="Calibri" w:hAnsi="Calibri"/>
+                <w:b w:val="0"/>
+                <w:i w:val="0"/>
+                <w:color w:val="1A1A1A"/>
+                <w:sz w:val="18"/>
+              </w:rPr>
+              <w:t>3</w:t>
+            </w:r>
+          </w:p>
+        </w:tc>
+        <w:tc>
+          <w:tcPr>
+            <w:tcW w:type="dxa" w:w="7143"/>
+            <w:tcBorders>
+              <w:top w:val="single" w:sz="2" w:space="0" w:color="C8C8C8"/>
+              <w:left w:val="single" w:sz="2" w:space="0" w:color="C8C8C8"/>
+              <w:bottom w:val="single" w:sz="2" w:space="0" w:color="C8C8C8"/>
+              <w:right w:val="single" w:sz="2" w:space="0" w:color="C8C8C8"/>
+            </w:tcBorders>
+          </w:tcPr>
+          <w:p>
+            <w:pPr>
+              <w:spacing w:after="20" w:before="20"/>
+            </w:pPr>
+            <w:r>
+              <w:rPr>
+                <w:rFonts w:ascii="Calibri" w:hAnsi="Calibri"/>
+                <w:b w:val="0"/>
+                <w:i w:val="0"/>
+                <w:color w:val="1A1A1A"/>
+                <w:sz w:val="18"/>
+              </w:rPr>
+              <w:t>TLS failure, timeout, or rate-limited past the circuit breaker</w:t>
+            </w:r>
+          </w:p>
+        </w:tc>
+      </w:tr>
+    </w:tbl>
+    <w:p>
+      <w:pPr>
+        <w:spacing w:after="60"/>
+      </w:pPr>
+    </w:p>
+    <w:tbl>
+      <w:tblPr>
+        <w:tblW w:type="auto" w:w="0"/>
+        <w:tblLook w:firstColumn="1" w:firstRow="1" w:lastColumn="0" w:lastRow="0" w:noHBand="0" w:noVBand="1" w:val="04A0"/>
+      </w:tblPr>
+      <w:tblGrid>
+        <w:gridCol w:w="9412"/>
+      </w:tblGrid>
+      <w:tr>
+        <w:tc>
+          <w:tcPr>
+            <w:tcW w:type="dxa" w:w="9412"/>
+            <w:shd w:val="clear" w:color="auto" w:fill="FAF3DF"/>
+            <w:tcBorders>
+              <w:top w:val="none" w:sz="0" w:space="0" w:color="D9D9D9"/>
+              <w:bottom w:val="none" w:sz="0" w:space="0" w:color="D9D9D9"/>
+              <w:right w:val="none" w:sz="0" w:space="0" w:color="D9D9D9"/>
+            </w:tcBorders>
+            <w:tcBorders>
+              <w:left w:val="single" w:sz="18" w:space="0" w:color="8A6D1F"/>
+            </w:tcBorders>
+          </w:tcPr>
+          <w:p>
+            <w:pPr>
+              <w:spacing w:after="60"/>
+            </w:pPr>
+            <w:r>
+              <w:rPr>
+                <w:rFonts w:ascii="Calibri" w:hAnsi="Calibri"/>
+                <w:b/>
+                <w:color w:val="8A6D1F"/>
+                <w:sz w:val="20"/>
+              </w:rPr>
+              <w:t>A refusal is recorded, not worked around</w:t>
+            </w:r>
+          </w:p>
+          <w:p>
+            <w:pPr>
+              <w:spacing w:after="40"/>
+            </w:pPr>
+            <w:r>
+              <w:rPr>
+                <w:rFonts w:ascii="Calibri" w:hAnsi="Calibri"/>
+                <w:b w:val="0"/>
+                <w:i w:val="0"/>
+                <w:color w:val="1A1A1A"/>
+                <w:sz w:val="19"/>
+              </w:rPr>
+              <w:t>Six competitor sites answer 403 to a declared automated client. A browser user agent gets through all of them; it is not used. The project already handles refusals this way — the source catalogue records Ofcom as unwired for exactly this reason — and applying a different standard to competitors because the data is more interesting would be the kind of quiet inconsistency the rest of the design exists to prevent.</w:t>
+            </w:r>
+          </w:p>
+          <w:p>
+            <w:pPr>
+              <w:spacing w:after="0"/>
+            </w:pPr>
+            <w:r>
+              <w:rPr>
+                <w:rFonts w:ascii="Calibri" w:hAnsi="Calibri"/>
+                <w:b w:val="0"/>
+                <w:i w:val="0"/>
+                <w:color w:val="1A1A1A"/>
+                <w:sz w:val="19"/>
+              </w:rPr>
+              <w:t>This is a decision with an owner rather than a technical limit. If Orange decides the trade is worth making it is a one-line change, but it should be a decision.</w:t>
+            </w:r>
+          </w:p>
+        </w:tc>
+      </w:tr>
+    </w:tbl>
+    <w:p>
+      <w:pPr>
+        <w:spacing w:after="40"/>
+      </w:pPr>
+    </w:p>
+    <w:p>
+      <w:pPr>
+        <w:pStyle w:val="Heading2"/>
+      </w:pPr>
+      <w:r>
+        <w:rPr>
+          <w:rFonts w:ascii="Calibri" w:hAnsi="Calibri"/>
+        </w:rPr>
+        <w:t>9.4  Where it appears</w:t>
+      </w:r>
+    </w:p>
+    <w:tbl>
+      <w:tblPr>
+        <w:tblW w:type="auto" w:w="0"/>
+        <w:jc w:val="left"/>
+        <w:tblLayout w:type="fixed"/>
+        <w:tblLook w:firstColumn="1" w:firstRow="1" w:lastColumn="0" w:lastRow="0" w:noHBand="0" w:noVBand="1" w:val="04A0"/>
+      </w:tblPr>
+      <w:tblGrid>
+        <w:gridCol w:w="4706"/>
+        <w:gridCol w:w="4706"/>
+      </w:tblGrid>
+      <w:tr>
+        <w:tc>
+          <w:tcPr>
+            <w:tcW w:type="dxa" w:w="2494"/>
+            <w:shd w:val="clear" w:color="auto" w:fill="3C3C3C"/>
+            <w:tcBorders>
+              <w:top w:val="single" w:sz="2" w:space="0" w:color="C8C8C8"/>
+              <w:left w:val="single" w:sz="2" w:space="0" w:color="C8C8C8"/>
+              <w:bottom w:val="single" w:sz="2" w:space="0" w:color="C8C8C8"/>
+              <w:right w:val="single" w:sz="2" w:space="0" w:color="C8C8C8"/>
+            </w:tcBorders>
+          </w:tcPr>
+          <w:p>
+            <w:pPr>
+              <w:spacing w:after="20" w:before="20"/>
+            </w:pPr>
+            <w:r>
+              <w:rPr>
+                <w:rFonts w:ascii="Calibri" w:hAnsi="Calibri"/>
+                <w:b/>
+                <w:color w:val="FFFFFF"/>
+                <w:sz w:val="18"/>
+              </w:rPr>
+              <w:t>Surface</w:t>
+            </w:r>
+          </w:p>
+        </w:tc>
+        <w:tc>
+          <w:tcPr>
+            <w:tcW w:type="dxa" w:w="6917"/>
+            <w:shd w:val="clear" w:color="auto" w:fill="3C3C3C"/>
+            <w:tcBorders>
+              <w:top w:val="single" w:sz="2" w:space="0" w:color="C8C8C8"/>
+              <w:left w:val="single" w:sz="2" w:space="0" w:color="C8C8C8"/>
+              <w:bottom w:val="single" w:sz="2" w:space="0" w:color="C8C8C8"/>
+              <w:right w:val="single" w:sz="2" w:space="0" w:color="C8C8C8"/>
+            </w:tcBorders>
+          </w:tcPr>
+          <w:p>
+            <w:pPr>
+              <w:spacing w:after="20" w:before="20"/>
+            </w:pPr>
+            <w:r>
+              <w:rPr>
+                <w:rFonts w:ascii="Calibri" w:hAnsi="Calibri"/>
+                <w:b/>
+                <w:color w:val="FFFFFF"/>
+                <w:sz w:val="18"/>
+              </w:rPr>
+              <w:t>What it shows</w:t>
+            </w:r>
+          </w:p>
+        </w:tc>
+      </w:tr>
+      <w:tr>
+        <w:tc>
+          <w:tcPr>
+            <w:tcW w:type="dxa" w:w="2494"/>
+            <w:tcBorders>
+              <w:top w:val="single" w:sz="2" w:space="0" w:color="C8C8C8"/>
+              <w:left w:val="single" w:sz="2" w:space="0" w:color="C8C8C8"/>
+              <w:bottom w:val="single" w:sz="2" w:space="0" w:color="C8C8C8"/>
+              <w:right w:val="single" w:sz="2" w:space="0" w:color="C8C8C8"/>
+            </w:tcBorders>
+          </w:tcPr>
+          <w:p>
+            <w:pPr>
+              <w:spacing w:after="20" w:before="20"/>
+            </w:pPr>
+            <w:r>
+              <w:rPr>
+                <w:rFonts w:ascii="Calibri" w:hAnsi="Calibri"/>
+                <w:b w:val="0"/>
+                <w:i w:val="0"/>
+                <w:color w:val="1A1A1A"/>
+                <w:sz w:val="18"/>
+              </w:rPr>
+              <w:t>Full-screen space — Competitors tab</w:t>
+            </w:r>
+          </w:p>
+        </w:tc>
+        <w:tc>
+          <w:tcPr>
+            <w:tcW w:type="dxa" w:w="6917"/>
+            <w:tcBorders>
+              <w:top w:val="single" w:sz="2" w:space="0" w:color="C8C8C8"/>
+              <w:left w:val="single" w:sz="2" w:space="0" w:color="C8C8C8"/>
+              <w:bottom w:val="single" w:sz="2" w:space="0" w:color="C8C8C8"/>
+              <w:right w:val="single" w:sz="2" w:space="0" w:color="C8C8C8"/>
+            </w:tcBorders>
+          </w:tcPr>
+          <w:p>
+            <w:pPr>
+              <w:spacing w:after="20" w:before="20"/>
+            </w:pPr>
+            <w:r>
+              <w:rPr>
+                <w:rFonts w:ascii="Calibri" w:hAnsi="Calibri"/>
+                <w:b w:val="0"/>
+                <w:i w:val="0"/>
+                <w:color w:val="1A1A1A"/>
+                <w:sz w:val="18"/>
+              </w:rPr>
+              <w:t>The structural join always; the written comparison once generated. The two are visually distinct throughout, on the same computed-versus-written principle the rest of the interface follows.</w:t>
+            </w:r>
+          </w:p>
+        </w:tc>
+      </w:tr>
+      <w:tr>
+        <w:tc>
+          <w:tcPr>
+            <w:tcW w:type="dxa" w:w="2494"/>
+            <w:shd w:val="clear" w:color="auto" w:fill="F2F2F2"/>
+            <w:tcBorders>
+              <w:top w:val="single" w:sz="2" w:space="0" w:color="C8C8C8"/>
+              <w:left w:val="single" w:sz="2" w:space="0" w:color="C8C8C8"/>
+              <w:bottom w:val="single" w:sz="2" w:space="0" w:color="C8C8C8"/>
+              <w:right w:val="single" w:sz="2" w:space="0" w:color="C8C8C8"/>
+            </w:tcBorders>
+          </w:tcPr>
+          <w:p>
+            <w:pPr>
+              <w:spacing w:after="20" w:before="20"/>
+            </w:pPr>
+            <w:r>
+              <w:rPr>
+                <w:rFonts w:ascii="Calibri" w:hAnsi="Calibri"/>
+                <w:b w:val="0"/>
+                <w:i w:val="0"/>
+                <w:color w:val="1A1A1A"/>
+                <w:sz w:val="18"/>
+              </w:rPr>
+              <w:t>PDF brief</w:t>
+            </w:r>
+          </w:p>
+        </w:tc>
+        <w:tc>
+          <w:tcPr>
+            <w:tcW w:type="dxa" w:w="6917"/>
+            <w:shd w:val="clear" w:color="auto" w:fill="F2F2F2"/>
+            <w:tcBorders>
+              <w:top w:val="single" w:sz="2" w:space="0" w:color="C8C8C8"/>
+              <w:left w:val="single" w:sz="2" w:space="0" w:color="C8C8C8"/>
+              <w:bottom w:val="single" w:sz="2" w:space="0" w:color="C8C8C8"/>
+              <w:right w:val="single" w:sz="2" w:space="0" w:color="C8C8C8"/>
+            </w:tcBorders>
+          </w:tcPr>
+          <w:p>
+            <w:pPr>
+              <w:spacing w:after="20" w:before="20"/>
+            </w:pPr>
+            <w:r>
+              <w:rPr>
+                <w:rFonts w:ascii="Calibri" w:hAnsi="Calibri"/>
+                <w:b w:val="0"/>
+                <w:i w:val="0"/>
+                <w:color w:val="1A1A1A"/>
+                <w:sz w:val="18"/>
+              </w:rPr>
+              <w:t xml:space="preserve">A section per competitor: what they are doing here, how Orange differentiates against them, and what they do better. Briefs built before the section existed are flagged </w:t>
+            </w:r>
+            <w:r>
+              <w:rPr>
+                <w:rFonts w:ascii="Calibri" w:hAnsi="Calibri"/>
+                <w:b/>
+                <w:i w:val="0"/>
+                <w:color w:val="1A1A1A"/>
+                <w:sz w:val="18"/>
+              </w:rPr>
+              <w:t>incomplete</w:t>
+            </w:r>
+            <w:r>
+              <w:rPr>
+                <w:rFonts w:ascii="Calibri" w:hAnsi="Calibri"/>
+                <w:b w:val="0"/>
+                <w:i w:val="0"/>
+                <w:color w:val="1A1A1A"/>
+                <w:sz w:val="18"/>
+              </w:rPr>
+              <w:t xml:space="preserve"> — distinct from stale — with a control to rebuild.</w:t>
+            </w:r>
+          </w:p>
+        </w:tc>
+      </w:tr>
+      <w:tr>
+        <w:tc>
+          <w:tcPr>
+            <w:tcW w:type="dxa" w:w="2494"/>
+            <w:tcBorders>
+              <w:top w:val="single" w:sz="2" w:space="0" w:color="C8C8C8"/>
+              <w:left w:val="single" w:sz="2" w:space="0" w:color="C8C8C8"/>
+              <w:bottom w:val="single" w:sz="2" w:space="0" w:color="C8C8C8"/>
+              <w:right w:val="single" w:sz="2" w:space="0" w:color="C8C8C8"/>
+            </w:tcBorders>
+          </w:tcPr>
+          <w:p>
+            <w:pPr>
+              <w:spacing w:after="20" w:before="20"/>
+            </w:pPr>
+            <w:r>
+              <w:rPr>
+                <w:rFonts w:ascii="Calibri" w:hAnsi="Calibri"/>
+                <w:b w:val="0"/>
+                <w:i w:val="0"/>
+                <w:color w:val="1A1A1A"/>
+                <w:sz w:val="18"/>
+              </w:rPr>
+              <w:t>Coverage view</w:t>
+            </w:r>
+          </w:p>
+        </w:tc>
+        <w:tc>
+          <w:tcPr>
+            <w:tcW w:type="dxa" w:w="6917"/>
+            <w:tcBorders>
+              <w:top w:val="single" w:sz="2" w:space="0" w:color="C8C8C8"/>
+              <w:left w:val="single" w:sz="2" w:space="0" w:color="C8C8C8"/>
+              <w:bottom w:val="single" w:sz="2" w:space="0" w:color="C8C8C8"/>
+              <w:right w:val="single" w:sz="2" w:space="0" w:color="C8C8C8"/>
+            </w:tcBorders>
+          </w:tcPr>
+          <w:p>
+            <w:pPr>
+              <w:spacing w:after="20" w:before="20"/>
+            </w:pPr>
+            <w:r>
+              <w:rPr>
+                <w:rFonts w:ascii="Calibri" w:hAnsi="Calibri"/>
+                <w:b w:val="0"/>
+                <w:i w:val="0"/>
+                <w:color w:val="1A1A1A"/>
+                <w:sz w:val="18"/>
+              </w:rPr>
+              <w:t>Three progress bars — register read, spaces assessed, comparisons written — plus the unread competitors named individually.</w:t>
+            </w:r>
+          </w:p>
+        </w:tc>
+      </w:tr>
+    </w:tbl>
+    <w:p>
+      <w:pPr>
+        <w:spacing w:after="60"/>
+      </w:pPr>
+    </w:p>
+    <w:p>
+      <w:pPr>
+        <w:pStyle w:val="Heading1"/>
+      </w:pPr>
+      <w:r>
+        <w:rPr>
+          <w:rFonts w:ascii="Calibri" w:hAnsi="Calibri"/>
+        </w:rPr>
+        <w:t>10   Evidence discipline and the generation controls</w:t>
       </w:r>
     </w:p>
     <w:p>
@@ -8662,7 +10269,7 @@
         <w:drawing>
           <wp:inline xmlns:a="http://schemas.openxmlformats.org/drawingml/2006/main" xmlns:pic="http://schemas.openxmlformats.org/drawingml/2006/picture">
             <wp:extent cx="9504000" cy="4719783"/>
-            <wp:docPr id="6" name="Picture 6"/>
+            <wp:docPr id="7" name="Picture 7"/>
             <wp:cNvGraphicFramePr>
               <a:graphicFrameLocks noChangeAspect="1"/>
             </wp:cNvGraphicFramePr>
@@ -8674,7 +10281,7 @@
                     <pic:cNvPicPr/>
                   </pic:nvPicPr>
                   <pic:blipFill>
-                    <a:blip r:embed="rId15"/>
+                    <a:blip r:embed="rId16"/>
                     <a:stretch>
                       <a:fillRect/>
                     </a:stretch>
@@ -8726,7 +10333,7 @@
         <w:rPr>
           <w:rFonts w:ascii="Calibri" w:hAnsi="Calibri"/>
         </w:rPr>
-        <w:t>9.1  Prolonged brainstorming, made systematic</w:t>
+        <w:t>10.1  Prolonged brainstorming, made systematic</w:t>
       </w:r>
     </w:p>
     <w:p>
@@ -8853,7 +10460,7 @@
         <w:rPr>
           <w:rFonts w:ascii="Calibri" w:hAnsi="Calibri"/>
         </w:rPr>
-        <w:t>9.2  Evidence enrichment</w:t>
+        <w:t>10.2  Evidence enrichment</w:t>
       </w:r>
     </w:p>
     <w:p>
@@ -8934,7 +10541,7 @@
         <w:rPr>
           <w:rFonts w:ascii="Calibri" w:hAnsi="Calibri"/>
         </w:rPr>
-        <w:t>10   Market sizing</w:t>
+        <w:t>11   Market sizing</w:t>
       </w:r>
     </w:p>
     <w:p>
@@ -8991,7 +10598,7 @@
         <w:drawing>
           <wp:inline xmlns:a="http://schemas.openxmlformats.org/drawingml/2006/main" xmlns:pic="http://schemas.openxmlformats.org/drawingml/2006/picture">
             <wp:extent cx="9504000" cy="5356068"/>
-            <wp:docPr id="7" name="Picture 7"/>
+            <wp:docPr id="8" name="Picture 8"/>
             <wp:cNvGraphicFramePr>
               <a:graphicFrameLocks noChangeAspect="1"/>
             </wp:cNvGraphicFramePr>
@@ -9003,7 +10610,7 @@
                     <pic:cNvPicPr/>
                   </pic:nvPicPr>
                   <pic:blipFill>
-                    <a:blip r:embed="rId16"/>
+                    <a:blip r:embed="rId17"/>
                     <a:stretch>
                       <a:fillRect/>
                     </a:stretch>
@@ -9055,7 +10662,7 @@
         <w:rPr>
           <w:rFonts w:ascii="Calibri" w:hAnsi="Calibri"/>
         </w:rPr>
-        <w:t>10.1  Four decisions worth naming</w:t>
+        <w:t>11.1  Four decisions worth naming</w:t>
       </w:r>
     </w:p>
     <w:p>
@@ -9286,7 +10893,7 @@
         <w:rPr>
           <w:rFonts w:ascii="Calibri" w:hAnsi="Calibri"/>
         </w:rPr>
-        <w:t>10.2  What TAM, SAM and SOM mean here</w:t>
+        <w:t>11.2  What TAM, SAM and SOM mean here</w:t>
       </w:r>
     </w:p>
     <w:tbl>
@@ -9653,7 +11260,7 @@
         <w:rPr>
           <w:rFonts w:ascii="Calibri" w:hAnsi="Calibri"/>
         </w:rPr>
-        <w:t>11   Collaboration, ownership and team conviction</w:t>
+        <w:t>12   Collaboration, ownership and team conviction</w:t>
       </w:r>
     </w:p>
     <w:p>
@@ -9690,7 +11297,7 @@
         <w:drawing>
           <wp:inline xmlns:a="http://schemas.openxmlformats.org/drawingml/2006/main" xmlns:pic="http://schemas.openxmlformats.org/drawingml/2006/picture">
             <wp:extent cx="9504000" cy="5288648"/>
-            <wp:docPr id="8" name="Picture 8"/>
+            <wp:docPr id="9" name="Picture 9"/>
             <wp:cNvGraphicFramePr>
               <a:graphicFrameLocks noChangeAspect="1"/>
             </wp:cNvGraphicFramePr>
@@ -9702,7 +11309,7 @@
                     <pic:cNvPicPr/>
                   </pic:nvPicPr>
                   <pic:blipFill>
-                    <a:blip r:embed="rId17"/>
+                    <a:blip r:embed="rId18"/>
                     <a:stretch>
                       <a:fillRect/>
                     </a:stretch>
@@ -9754,7 +11361,7 @@
         <w:rPr>
           <w:rFonts w:ascii="Calibri" w:hAnsi="Calibri"/>
         </w:rPr>
-        <w:t>11.1  Model A — the stage gate</w:t>
+        <w:t>12.1  Model A — the stage gate</w:t>
       </w:r>
     </w:p>
     <w:p>
@@ -9780,7 +11387,7 @@
         <w:rPr>
           <w:rFonts w:ascii="Calibri" w:hAnsi="Calibri"/>
         </w:rPr>
-        <w:t>11.2  Model C — distributed assessment</w:t>
+        <w:t>12.2  Model C — distributed assessment</w:t>
       </w:r>
     </w:p>
     <w:p>
@@ -10202,7 +11809,7 @@
         <w:rPr>
           <w:rFonts w:ascii="Calibri" w:hAnsi="Calibri"/>
         </w:rPr>
-        <w:t>11.3  Divergence is the product, not the noise</w:t>
+        <w:t>12.3  Divergence is the product, not the noise</w:t>
       </w:r>
     </w:p>
     <w:p>
@@ -10342,7 +11949,7 @@
         <w:rPr>
           <w:rFonts w:ascii="Calibri" w:hAnsi="Calibri"/>
         </w:rPr>
-        <w:t>12   Users, journeys and screens</w:t>
+        <w:t>13   Users, journeys and screens</w:t>
       </w:r>
     </w:p>
     <w:p>
@@ -10379,7 +11986,7 @@
         <w:drawing>
           <wp:inline xmlns:a="http://schemas.openxmlformats.org/drawingml/2006/main" xmlns:pic="http://schemas.openxmlformats.org/drawingml/2006/picture">
             <wp:extent cx="9504000" cy="5037925"/>
-            <wp:docPr id="9" name="Picture 9"/>
+            <wp:docPr id="10" name="Picture 10"/>
             <wp:cNvGraphicFramePr>
               <a:graphicFrameLocks noChangeAspect="1"/>
             </wp:cNvGraphicFramePr>
@@ -10391,7 +11998,7 @@
                     <pic:cNvPicPr/>
                   </pic:nvPicPr>
                   <pic:blipFill>
-                    <a:blip r:embed="rId18"/>
+                    <a:blip r:embed="rId19"/>
                     <a:stretch>
                       <a:fillRect/>
                     </a:stretch>
@@ -10443,7 +12050,7 @@
         <w:rPr>
           <w:rFonts w:ascii="Calibri" w:hAnsi="Calibri"/>
         </w:rPr>
-        <w:t>12.1  What the radar view encodes</w:t>
+        <w:t>13.1  What the radar view encodes</w:t>
       </w:r>
     </w:p>
     <w:p>
@@ -10549,7 +12156,7 @@
         <w:rPr>
           <w:rFonts w:ascii="Calibri" w:hAnsi="Calibri"/>
         </w:rPr>
-        <w:t>12.2  Explaining a number, everywhere a number appears</w:t>
+        <w:t>13.2  Explaining a number, everywhere a number appears</w:t>
       </w:r>
     </w:p>
     <w:p>
@@ -10595,7 +12202,7 @@
         <w:rPr>
           <w:rFonts w:ascii="Calibri" w:hAnsi="Calibri"/>
         </w:rPr>
-        <w:t>12.3  Contextual help</w:t>
+        <w:t>13.3  Contextual help</w:t>
       </w:r>
     </w:p>
     <w:p>
@@ -10621,7 +12228,7 @@
         <w:rPr>
           <w:rFonts w:ascii="Calibri" w:hAnsi="Calibri"/>
         </w:rPr>
-        <w:t>12.4  Accessibility</w:t>
+        <w:t>13.4  Accessibility</w:t>
       </w:r>
     </w:p>
     <w:p>
@@ -10647,7 +12254,7 @@
         <w:rPr>
           <w:rFonts w:ascii="Calibri" w:hAnsi="Calibri"/>
         </w:rPr>
-        <w:t>13   Conceptual data model</w:t>
+        <w:t>14   Conceptual data model</w:t>
       </w:r>
     </w:p>
     <w:p>
@@ -10684,7 +12291,7 @@
         <w:drawing>
           <wp:inline xmlns:a="http://schemas.openxmlformats.org/drawingml/2006/main" xmlns:pic="http://schemas.openxmlformats.org/drawingml/2006/picture">
             <wp:extent cx="9504000" cy="5678237"/>
-            <wp:docPr id="10" name="Picture 10"/>
+            <wp:docPr id="11" name="Picture 11"/>
             <wp:cNvGraphicFramePr>
               <a:graphicFrameLocks noChangeAspect="1"/>
             </wp:cNvGraphicFramePr>
@@ -10696,7 +12303,7 @@
                     <pic:cNvPicPr/>
                   </pic:nvPicPr>
                   <pic:blipFill>
-                    <a:blip r:embed="rId19"/>
+                    <a:blip r:embed="rId20"/>
                     <a:stretch>
                       <a:fillRect/>
                     </a:stretch>
@@ -10727,7 +12334,7 @@
           <w:color w:val="5A5A5A"/>
           <w:sz w:val="17"/>
         </w:rPr>
-        <w:t>Read the two identity rules first: they explain most of the behaviour described in sections 5 and 8.</w:t>
+        <w:t>Read the two identity rules first: they explain most of the behaviour described in sections 5 and 8. The competitor objects added in section 9 are shown in the Technical Architecture, Figure 12.</w:t>
       </w:r>
     </w:p>
     <w:p>
@@ -10748,7 +12355,7 @@
         <w:rPr>
           <w:rFonts w:ascii="Calibri" w:hAnsi="Calibri"/>
         </w:rPr>
-        <w:t>13.1  The objects, in one line each</w:t>
+        <w:t>14.1  The objects, in one line each</w:t>
       </w:r>
     </w:p>
     <w:tbl>
@@ -11901,6 +13508,252 @@
           </w:p>
         </w:tc>
       </w:tr>
+      <w:tr>
+        <w:tc>
+          <w:tcPr>
+            <w:tcW w:type="dxa" w:w="1701"/>
+            <w:shd w:val="clear" w:color="auto" w:fill="F2F2F2"/>
+            <w:tcBorders>
+              <w:top w:val="single" w:sz="2" w:space="0" w:color="C8C8C8"/>
+              <w:left w:val="single" w:sz="2" w:space="0" w:color="C8C8C8"/>
+              <w:bottom w:val="single" w:sz="2" w:space="0" w:color="C8C8C8"/>
+              <w:right w:val="single" w:sz="2" w:space="0" w:color="C8C8C8"/>
+            </w:tcBorders>
+          </w:tcPr>
+          <w:p>
+            <w:pPr>
+              <w:spacing w:after="20" w:before="20"/>
+            </w:pPr>
+            <w:r>
+              <w:rPr>
+                <w:rFonts w:ascii="Calibri" w:hAnsi="Calibri"/>
+                <w:b w:val="0"/>
+                <w:i w:val="0"/>
+                <w:color w:val="1A1A1A"/>
+                <w:sz w:val="18"/>
+              </w:rPr>
+              <w:t>Competitor page</w:t>
+            </w:r>
+          </w:p>
+        </w:tc>
+        <w:tc>
+          <w:tcPr>
+            <w:tcW w:type="dxa" w:w="5329"/>
+            <w:shd w:val="clear" w:color="auto" w:fill="F2F2F2"/>
+            <w:tcBorders>
+              <w:top w:val="single" w:sz="2" w:space="0" w:color="C8C8C8"/>
+              <w:left w:val="single" w:sz="2" w:space="0" w:color="C8C8C8"/>
+              <w:bottom w:val="single" w:sz="2" w:space="0" w:color="C8C8C8"/>
+              <w:right w:val="single" w:sz="2" w:space="0" w:color="C8C8C8"/>
+            </w:tcBorders>
+          </w:tcPr>
+          <w:p>
+            <w:pPr>
+              <w:spacing w:after="20" w:before="20"/>
+            </w:pPr>
+            <w:r>
+              <w:rPr>
+                <w:rFonts w:ascii="Calibri" w:hAnsi="Calibri"/>
+                <w:b w:val="0"/>
+                <w:i w:val="0"/>
+                <w:color w:val="1A1A1A"/>
+                <w:sz w:val="18"/>
+              </w:rPr>
+              <w:t>One page published by a competitor, stored by reference plus a bounded extract</w:t>
+            </w:r>
+          </w:p>
+        </w:tc>
+        <w:tc>
+          <w:tcPr>
+            <w:tcW w:type="dxa" w:w="2381"/>
+            <w:shd w:val="clear" w:color="auto" w:fill="F2F2F2"/>
+            <w:tcBorders>
+              <w:top w:val="single" w:sz="2" w:space="0" w:color="C8C8C8"/>
+              <w:left w:val="single" w:sz="2" w:space="0" w:color="C8C8C8"/>
+              <w:bottom w:val="single" w:sz="2" w:space="0" w:color="C8C8C8"/>
+              <w:right w:val="single" w:sz="2" w:space="0" w:color="C8C8C8"/>
+            </w:tcBorders>
+          </w:tcPr>
+          <w:p>
+            <w:pPr>
+              <w:spacing w:after="20" w:before="20"/>
+            </w:pPr>
+            <w:r>
+              <w:rPr>
+                <w:rFonts w:ascii="Calibri" w:hAnsi="Calibri"/>
+                <w:b w:val="0"/>
+                <w:i w:val="0"/>
+                <w:color w:val="1A1A1A"/>
+                <w:sz w:val="18"/>
+              </w:rPr>
+              <w:t>Competitor + URL</w:t>
+            </w:r>
+          </w:p>
+        </w:tc>
+      </w:tr>
+      <w:tr>
+        <w:tc>
+          <w:tcPr>
+            <w:tcW w:type="dxa" w:w="1701"/>
+            <w:tcBorders>
+              <w:top w:val="single" w:sz="2" w:space="0" w:color="C8C8C8"/>
+              <w:left w:val="single" w:sz="2" w:space="0" w:color="C8C8C8"/>
+              <w:bottom w:val="single" w:sz="2" w:space="0" w:color="C8C8C8"/>
+              <w:right w:val="single" w:sz="2" w:space="0" w:color="C8C8C8"/>
+            </w:tcBorders>
+          </w:tcPr>
+          <w:p>
+            <w:pPr>
+              <w:spacing w:after="20" w:before="20"/>
+            </w:pPr>
+            <w:r>
+              <w:rPr>
+                <w:rFonts w:ascii="Calibri" w:hAnsi="Calibri"/>
+                <w:b w:val="0"/>
+                <w:i w:val="0"/>
+                <w:color w:val="1A1A1A"/>
+                <w:sz w:val="18"/>
+              </w:rPr>
+              <w:t>Competitor profile</w:t>
+            </w:r>
+          </w:p>
+        </w:tc>
+        <w:tc>
+          <w:tcPr>
+            <w:tcW w:type="dxa" w:w="5329"/>
+            <w:tcBorders>
+              <w:top w:val="single" w:sz="2" w:space="0" w:color="C8C8C8"/>
+              <w:left w:val="single" w:sz="2" w:space="0" w:color="C8C8C8"/>
+              <w:bottom w:val="single" w:sz="2" w:space="0" w:color="C8C8C8"/>
+              <w:right w:val="single" w:sz="2" w:space="0" w:color="C8C8C8"/>
+            </w:tcBorders>
+          </w:tcPr>
+          <w:p>
+            <w:pPr>
+              <w:spacing w:after="20" w:before="20"/>
+            </w:pPr>
+            <w:r>
+              <w:rPr>
+                <w:rFonts w:ascii="Calibri" w:hAnsi="Calibri"/>
+                <w:b w:val="0"/>
+                <w:i w:val="0"/>
+                <w:color w:val="1A1A1A"/>
+                <w:sz w:val="18"/>
+              </w:rPr>
+              <w:t>What a competitor says it sells, each claim carrying the page that said it — or a recorded reason why there is no profile</w:t>
+            </w:r>
+          </w:p>
+        </w:tc>
+        <w:tc>
+          <w:tcPr>
+            <w:tcW w:type="dxa" w:w="2381"/>
+            <w:tcBorders>
+              <w:top w:val="single" w:sz="2" w:space="0" w:color="C8C8C8"/>
+              <w:left w:val="single" w:sz="2" w:space="0" w:color="C8C8C8"/>
+              <w:bottom w:val="single" w:sz="2" w:space="0" w:color="C8C8C8"/>
+              <w:right w:val="single" w:sz="2" w:space="0" w:color="C8C8C8"/>
+            </w:tcBorders>
+          </w:tcPr>
+          <w:p>
+            <w:pPr>
+              <w:spacing w:after="20" w:before="20"/>
+            </w:pPr>
+            <w:r>
+              <w:rPr>
+                <w:rFonts w:ascii="Calibri" w:hAnsi="Calibri"/>
+                <w:b w:val="0"/>
+                <w:i w:val="0"/>
+                <w:color w:val="1A1A1A"/>
+                <w:sz w:val="18"/>
+              </w:rPr>
+              <w:t>Competitor</w:t>
+            </w:r>
+          </w:p>
+        </w:tc>
+      </w:tr>
+      <w:tr>
+        <w:tc>
+          <w:tcPr>
+            <w:tcW w:type="dxa" w:w="1701"/>
+            <w:shd w:val="clear" w:color="auto" w:fill="F2F2F2"/>
+            <w:tcBorders>
+              <w:top w:val="single" w:sz="2" w:space="0" w:color="C8C8C8"/>
+              <w:left w:val="single" w:sz="2" w:space="0" w:color="C8C8C8"/>
+              <w:bottom w:val="single" w:sz="2" w:space="0" w:color="C8C8C8"/>
+              <w:right w:val="single" w:sz="2" w:space="0" w:color="C8C8C8"/>
+            </w:tcBorders>
+          </w:tcPr>
+          <w:p>
+            <w:pPr>
+              <w:spacing w:after="20" w:before="20"/>
+            </w:pPr>
+            <w:r>
+              <w:rPr>
+                <w:rFonts w:ascii="Calibri" w:hAnsi="Calibri"/>
+                <w:b w:val="0"/>
+                <w:i w:val="0"/>
+                <w:color w:val="1A1A1A"/>
+                <w:sz w:val="18"/>
+              </w:rPr>
+              <w:t>Competitor analysis</w:t>
+            </w:r>
+          </w:p>
+        </w:tc>
+        <w:tc>
+          <w:tcPr>
+            <w:tcW w:type="dxa" w:w="5329"/>
+            <w:shd w:val="clear" w:color="auto" w:fill="F2F2F2"/>
+            <w:tcBorders>
+              <w:top w:val="single" w:sz="2" w:space="0" w:color="C8C8C8"/>
+              <w:left w:val="single" w:sz="2" w:space="0" w:color="C8C8C8"/>
+              <w:bottom w:val="single" w:sz="2" w:space="0" w:color="C8C8C8"/>
+              <w:right w:val="single" w:sz="2" w:space="0" w:color="C8C8C8"/>
+            </w:tcBorders>
+          </w:tcPr>
+          <w:p>
+            <w:pPr>
+              <w:spacing w:after="20" w:before="20"/>
+            </w:pPr>
+            <w:r>
+              <w:rPr>
+                <w:rFonts w:ascii="Calibri" w:hAnsi="Calibri"/>
+                <w:b w:val="0"/>
+                <w:i w:val="0"/>
+                <w:color w:val="1A1A1A"/>
+                <w:sz w:val="18"/>
+              </w:rPr>
+              <w:t>Per topic: the join onto competitor profiles, plus the written comparison and the differentiation angle per competitor</w:t>
+            </w:r>
+          </w:p>
+        </w:tc>
+        <w:tc>
+          <w:tcPr>
+            <w:tcW w:type="dxa" w:w="2381"/>
+            <w:shd w:val="clear" w:color="auto" w:fill="F2F2F2"/>
+            <w:tcBorders>
+              <w:top w:val="single" w:sz="2" w:space="0" w:color="C8C8C8"/>
+              <w:left w:val="single" w:sz="2" w:space="0" w:color="C8C8C8"/>
+              <w:bottom w:val="single" w:sz="2" w:space="0" w:color="C8C8C8"/>
+              <w:right w:val="single" w:sz="2" w:space="0" w:color="C8C8C8"/>
+            </w:tcBorders>
+          </w:tcPr>
+          <w:p>
+            <w:pPr>
+              <w:spacing w:after="20" w:before="20"/>
+            </w:pPr>
+            <w:r>
+              <w:rPr>
+                <w:rFonts w:ascii="Calibri" w:hAnsi="Calibri"/>
+                <w:b w:val="0"/>
+                <w:i w:val="0"/>
+                <w:color w:val="1A1A1A"/>
+                <w:sz w:val="18"/>
+              </w:rPr>
+              <w:t>Topic</w:t>
+            </w:r>
+          </w:p>
+        </w:tc>
+      </w:tr>
     </w:tbl>
     <w:p>
       <w:pPr>
@@ -11915,7 +13768,7 @@
         <w:rPr>
           <w:rFonts w:ascii="Calibri" w:hAnsi="Calibri"/>
         </w:rPr>
-        <w:t>14   Functional requirements catalogue</w:t>
+        <w:t>15   Functional requirements catalogue</w:t>
       </w:r>
     </w:p>
     <w:p>
@@ -14102,6 +15955,438 @@
           </w:p>
         </w:tc>
       </w:tr>
+      <w:tr>
+        <w:tc>
+          <w:tcPr>
+            <w:tcW w:type="dxa" w:w="794"/>
+            <w:shd w:val="clear" w:color="auto" w:fill="F2F2F2"/>
+            <w:tcBorders>
+              <w:top w:val="single" w:sz="2" w:space="0" w:color="C8C8C8"/>
+              <w:left w:val="single" w:sz="2" w:space="0" w:color="C8C8C8"/>
+              <w:bottom w:val="single" w:sz="2" w:space="0" w:color="C8C8C8"/>
+              <w:right w:val="single" w:sz="2" w:space="0" w:color="C8C8C8"/>
+            </w:tcBorders>
+          </w:tcPr>
+          <w:p>
+            <w:pPr>
+              <w:spacing w:after="20" w:before="20"/>
+            </w:pPr>
+            <w:r>
+              <w:rPr>
+                <w:rFonts w:ascii="Calibri" w:hAnsi="Calibri"/>
+                <w:b w:val="0"/>
+                <w:i w:val="0"/>
+                <w:color w:val="1A1A1A"/>
+                <w:sz w:val="17"/>
+              </w:rPr>
+              <w:t>§4.3.3+</w:t>
+            </w:r>
+          </w:p>
+        </w:tc>
+        <w:tc>
+          <w:tcPr>
+            <w:tcW w:type="dxa" w:w="3402"/>
+            <w:shd w:val="clear" w:color="auto" w:fill="F2F2F2"/>
+            <w:tcBorders>
+              <w:top w:val="single" w:sz="2" w:space="0" w:color="C8C8C8"/>
+              <w:left w:val="single" w:sz="2" w:space="0" w:color="C8C8C8"/>
+              <w:bottom w:val="single" w:sz="2" w:space="0" w:color="C8C8C8"/>
+              <w:right w:val="single" w:sz="2" w:space="0" w:color="C8C8C8"/>
+            </w:tcBorders>
+          </w:tcPr>
+          <w:p>
+            <w:pPr>
+              <w:spacing w:after="20" w:before="20"/>
+            </w:pPr>
+            <w:r>
+              <w:rPr>
+                <w:rFonts w:ascii="Calibri" w:hAnsi="Calibri"/>
+                <w:b w:val="0"/>
+                <w:i w:val="0"/>
+                <w:color w:val="1A1A1A"/>
+                <w:sz w:val="17"/>
+              </w:rPr>
+              <w:t>Competitor profiling from published material</w:t>
+            </w:r>
+          </w:p>
+        </w:tc>
+        <w:tc>
+          <w:tcPr>
+            <w:tcW w:type="dxa" w:w="1134"/>
+            <w:shd w:val="clear" w:color="auto" w:fill="F2F2F2"/>
+            <w:tcBorders>
+              <w:top w:val="single" w:sz="2" w:space="0" w:color="C8C8C8"/>
+              <w:left w:val="single" w:sz="2" w:space="0" w:color="C8C8C8"/>
+              <w:bottom w:val="single" w:sz="2" w:space="0" w:color="C8C8C8"/>
+              <w:right w:val="single" w:sz="2" w:space="0" w:color="C8C8C8"/>
+            </w:tcBorders>
+          </w:tcPr>
+          <w:p>
+            <w:pPr>
+              <w:spacing w:after="20" w:before="20"/>
+            </w:pPr>
+            <w:r>
+              <w:rPr>
+                <w:rFonts w:ascii="Calibri" w:hAnsi="Calibri"/>
+                <w:b w:val="0"/>
+                <w:i w:val="0"/>
+                <w:color w:val="1A1A1A"/>
+                <w:sz w:val="17"/>
+              </w:rPr>
+              <w:t>Delivered</w:t>
+            </w:r>
+          </w:p>
+        </w:tc>
+        <w:tc>
+          <w:tcPr>
+            <w:tcW w:type="dxa" w:w="4082"/>
+            <w:shd w:val="clear" w:color="auto" w:fill="F2F2F2"/>
+            <w:tcBorders>
+              <w:top w:val="single" w:sz="2" w:space="0" w:color="C8C8C8"/>
+              <w:left w:val="single" w:sz="2" w:space="0" w:color="C8C8C8"/>
+              <w:bottom w:val="single" w:sz="2" w:space="0" w:color="C8C8C8"/>
+              <w:right w:val="single" w:sz="2" w:space="0" w:color="C8C8C8"/>
+            </w:tcBorders>
+          </w:tcPr>
+          <w:p>
+            <w:pPr>
+              <w:spacing w:after="20" w:before="20"/>
+            </w:pPr>
+            <w:r>
+              <w:rPr>
+                <w:rFonts w:ascii="Calibri" w:hAnsi="Calibri"/>
+                <w:b w:val="0"/>
+                <w:i w:val="0"/>
+                <w:color w:val="1A1A1A"/>
+                <w:sz w:val="17"/>
+              </w:rPr>
+              <w:t>Robots-aware crawl, 53 of 65 profiled, gaps named</w:t>
+            </w:r>
+          </w:p>
+        </w:tc>
+      </w:tr>
+      <w:tr>
+        <w:tc>
+          <w:tcPr>
+            <w:tcW w:type="dxa" w:w="794"/>
+            <w:tcBorders>
+              <w:top w:val="single" w:sz="2" w:space="0" w:color="C8C8C8"/>
+              <w:left w:val="single" w:sz="2" w:space="0" w:color="C8C8C8"/>
+              <w:bottom w:val="single" w:sz="2" w:space="0" w:color="C8C8C8"/>
+              <w:right w:val="single" w:sz="2" w:space="0" w:color="C8C8C8"/>
+            </w:tcBorders>
+          </w:tcPr>
+          <w:p>
+            <w:pPr>
+              <w:spacing w:after="20" w:before="20"/>
+            </w:pPr>
+            <w:r>
+              <w:rPr>
+                <w:rFonts w:ascii="Calibri" w:hAnsi="Calibri"/>
+                <w:b w:val="0"/>
+                <w:i w:val="0"/>
+                <w:color w:val="1A1A1A"/>
+                <w:sz w:val="17"/>
+              </w:rPr>
+              <w:t>§4.3.3+</w:t>
+            </w:r>
+          </w:p>
+        </w:tc>
+        <w:tc>
+          <w:tcPr>
+            <w:tcW w:type="dxa" w:w="3402"/>
+            <w:tcBorders>
+              <w:top w:val="single" w:sz="2" w:space="0" w:color="C8C8C8"/>
+              <w:left w:val="single" w:sz="2" w:space="0" w:color="C8C8C8"/>
+              <w:bottom w:val="single" w:sz="2" w:space="0" w:color="C8C8C8"/>
+              <w:right w:val="single" w:sz="2" w:space="0" w:color="C8C8C8"/>
+            </w:tcBorders>
+          </w:tcPr>
+          <w:p>
+            <w:pPr>
+              <w:spacing w:after="20" w:before="20"/>
+            </w:pPr>
+            <w:r>
+              <w:rPr>
+                <w:rFonts w:ascii="Calibri" w:hAnsi="Calibri"/>
+                <w:b w:val="0"/>
+                <w:i w:val="0"/>
+                <w:color w:val="1A1A1A"/>
+                <w:sz w:val="17"/>
+              </w:rPr>
+              <w:t>Per-topic competitor analysis</w:t>
+            </w:r>
+          </w:p>
+        </w:tc>
+        <w:tc>
+          <w:tcPr>
+            <w:tcW w:type="dxa" w:w="1134"/>
+            <w:tcBorders>
+              <w:top w:val="single" w:sz="2" w:space="0" w:color="C8C8C8"/>
+              <w:left w:val="single" w:sz="2" w:space="0" w:color="C8C8C8"/>
+              <w:bottom w:val="single" w:sz="2" w:space="0" w:color="C8C8C8"/>
+              <w:right w:val="single" w:sz="2" w:space="0" w:color="C8C8C8"/>
+            </w:tcBorders>
+          </w:tcPr>
+          <w:p>
+            <w:pPr>
+              <w:spacing w:after="20" w:before="20"/>
+            </w:pPr>
+            <w:r>
+              <w:rPr>
+                <w:rFonts w:ascii="Calibri" w:hAnsi="Calibri"/>
+                <w:b w:val="0"/>
+                <w:i w:val="0"/>
+                <w:color w:val="1A1A1A"/>
+                <w:sz w:val="17"/>
+              </w:rPr>
+              <w:t>Delivered</w:t>
+            </w:r>
+          </w:p>
+        </w:tc>
+        <w:tc>
+          <w:tcPr>
+            <w:tcW w:type="dxa" w:w="4082"/>
+            <w:tcBorders>
+              <w:top w:val="single" w:sz="2" w:space="0" w:color="C8C8C8"/>
+              <w:left w:val="single" w:sz="2" w:space="0" w:color="C8C8C8"/>
+              <w:bottom w:val="single" w:sz="2" w:space="0" w:color="C8C8C8"/>
+              <w:right w:val="single" w:sz="2" w:space="0" w:color="C8C8C8"/>
+            </w:tcBorders>
+          </w:tcPr>
+          <w:p>
+            <w:pPr>
+              <w:spacing w:after="20" w:before="20"/>
+            </w:pPr>
+            <w:r>
+              <w:rPr>
+                <w:rFonts w:ascii="Calibri" w:hAnsi="Calibri"/>
+                <w:b w:val="0"/>
+                <w:i w:val="0"/>
+                <w:color w:val="1A1A1A"/>
+                <w:sz w:val="17"/>
+              </w:rPr>
+              <w:t>Structural join always; written comparison on demand</w:t>
+            </w:r>
+          </w:p>
+        </w:tc>
+      </w:tr>
+      <w:tr>
+        <w:tc>
+          <w:tcPr>
+            <w:tcW w:type="dxa" w:w="794"/>
+            <w:shd w:val="clear" w:color="auto" w:fill="F2F2F2"/>
+            <w:tcBorders>
+              <w:top w:val="single" w:sz="2" w:space="0" w:color="C8C8C8"/>
+              <w:left w:val="single" w:sz="2" w:space="0" w:color="C8C8C8"/>
+              <w:bottom w:val="single" w:sz="2" w:space="0" w:color="C8C8C8"/>
+              <w:right w:val="single" w:sz="2" w:space="0" w:color="C8C8C8"/>
+            </w:tcBorders>
+          </w:tcPr>
+          <w:p>
+            <w:pPr>
+              <w:spacing w:after="20" w:before="20"/>
+            </w:pPr>
+            <w:r>
+              <w:rPr>
+                <w:rFonts w:ascii="Calibri" w:hAnsi="Calibri"/>
+                <w:b w:val="0"/>
+                <w:i w:val="0"/>
+                <w:color w:val="1A1A1A"/>
+                <w:sz w:val="17"/>
+              </w:rPr>
+              <w:t>§4.3.3+</w:t>
+            </w:r>
+          </w:p>
+        </w:tc>
+        <w:tc>
+          <w:tcPr>
+            <w:tcW w:type="dxa" w:w="3402"/>
+            <w:shd w:val="clear" w:color="auto" w:fill="F2F2F2"/>
+            <w:tcBorders>
+              <w:top w:val="single" w:sz="2" w:space="0" w:color="C8C8C8"/>
+              <w:left w:val="single" w:sz="2" w:space="0" w:color="C8C8C8"/>
+              <w:bottom w:val="single" w:sz="2" w:space="0" w:color="C8C8C8"/>
+              <w:right w:val="single" w:sz="2" w:space="0" w:color="C8C8C8"/>
+            </w:tcBorders>
+          </w:tcPr>
+          <w:p>
+            <w:pPr>
+              <w:spacing w:after="20" w:before="20"/>
+            </w:pPr>
+            <w:r>
+              <w:rPr>
+                <w:rFonts w:ascii="Calibri" w:hAnsi="Calibri"/>
+                <w:b w:val="0"/>
+                <w:i w:val="0"/>
+                <w:color w:val="1A1A1A"/>
+                <w:sz w:val="17"/>
+              </w:rPr>
+              <w:t>Differentiation angle per competitor</w:t>
+            </w:r>
+          </w:p>
+        </w:tc>
+        <w:tc>
+          <w:tcPr>
+            <w:tcW w:type="dxa" w:w="1134"/>
+            <w:shd w:val="clear" w:color="auto" w:fill="F2F2F2"/>
+            <w:tcBorders>
+              <w:top w:val="single" w:sz="2" w:space="0" w:color="C8C8C8"/>
+              <w:left w:val="single" w:sz="2" w:space="0" w:color="C8C8C8"/>
+              <w:bottom w:val="single" w:sz="2" w:space="0" w:color="C8C8C8"/>
+              <w:right w:val="single" w:sz="2" w:space="0" w:color="C8C8C8"/>
+            </w:tcBorders>
+          </w:tcPr>
+          <w:p>
+            <w:pPr>
+              <w:spacing w:after="20" w:before="20"/>
+            </w:pPr>
+            <w:r>
+              <w:rPr>
+                <w:rFonts w:ascii="Calibri" w:hAnsi="Calibri"/>
+                <w:b w:val="0"/>
+                <w:i w:val="0"/>
+                <w:color w:val="1A1A1A"/>
+                <w:sz w:val="17"/>
+              </w:rPr>
+              <w:t>Delivered</w:t>
+            </w:r>
+          </w:p>
+        </w:tc>
+        <w:tc>
+          <w:tcPr>
+            <w:tcW w:type="dxa" w:w="4082"/>
+            <w:shd w:val="clear" w:color="auto" w:fill="F2F2F2"/>
+            <w:tcBorders>
+              <w:top w:val="single" w:sz="2" w:space="0" w:color="C8C8C8"/>
+              <w:left w:val="single" w:sz="2" w:space="0" w:color="C8C8C8"/>
+              <w:bottom w:val="single" w:sz="2" w:space="0" w:color="C8C8C8"/>
+              <w:right w:val="single" w:sz="2" w:space="0" w:color="C8C8C8"/>
+            </w:tcBorders>
+          </w:tcPr>
+          <w:p>
+            <w:pPr>
+              <w:spacing w:after="20" w:before="20"/>
+            </w:pPr>
+            <w:r>
+              <w:rPr>
+                <w:rFonts w:ascii="Calibri" w:hAnsi="Calibri"/>
+                <w:b w:val="0"/>
+                <w:i w:val="0"/>
+                <w:color w:val="1A1A1A"/>
+                <w:sz w:val="17"/>
+              </w:rPr>
+              <w:t>Anchored on linked Orange assets only</w:t>
+            </w:r>
+          </w:p>
+        </w:tc>
+      </w:tr>
+      <w:tr>
+        <w:tc>
+          <w:tcPr>
+            <w:tcW w:type="dxa" w:w="794"/>
+            <w:tcBorders>
+              <w:top w:val="single" w:sz="2" w:space="0" w:color="C8C8C8"/>
+              <w:left w:val="single" w:sz="2" w:space="0" w:color="C8C8C8"/>
+              <w:bottom w:val="single" w:sz="2" w:space="0" w:color="C8C8C8"/>
+              <w:right w:val="single" w:sz="2" w:space="0" w:color="C8C8C8"/>
+            </w:tcBorders>
+          </w:tcPr>
+          <w:p>
+            <w:pPr>
+              <w:spacing w:after="20" w:before="20"/>
+            </w:pPr>
+            <w:r>
+              <w:rPr>
+                <w:rFonts w:ascii="Calibri" w:hAnsi="Calibri"/>
+                <w:b w:val="0"/>
+                <w:i w:val="0"/>
+                <w:color w:val="1A1A1A"/>
+                <w:sz w:val="17"/>
+              </w:rPr>
+              <w:t>§4.4.3+</w:t>
+            </w:r>
+          </w:p>
+        </w:tc>
+        <w:tc>
+          <w:tcPr>
+            <w:tcW w:type="dxa" w:w="3402"/>
+            <w:tcBorders>
+              <w:top w:val="single" w:sz="2" w:space="0" w:color="C8C8C8"/>
+              <w:left w:val="single" w:sz="2" w:space="0" w:color="C8C8C8"/>
+              <w:bottom w:val="single" w:sz="2" w:space="0" w:color="C8C8C8"/>
+              <w:right w:val="single" w:sz="2" w:space="0" w:color="C8C8C8"/>
+            </w:tcBorders>
+          </w:tcPr>
+          <w:p>
+            <w:pPr>
+              <w:spacing w:after="20" w:before="20"/>
+            </w:pPr>
+            <w:r>
+              <w:rPr>
+                <w:rFonts w:ascii="Calibri" w:hAnsi="Calibri"/>
+                <w:b w:val="0"/>
+                <w:i w:val="0"/>
+                <w:color w:val="1A1A1A"/>
+                <w:sz w:val="17"/>
+              </w:rPr>
+              <w:t>Competitor-seeded candidate generation</w:t>
+            </w:r>
+          </w:p>
+        </w:tc>
+        <w:tc>
+          <w:tcPr>
+            <w:tcW w:type="dxa" w:w="1134"/>
+            <w:tcBorders>
+              <w:top w:val="single" w:sz="2" w:space="0" w:color="C8C8C8"/>
+              <w:left w:val="single" w:sz="2" w:space="0" w:color="C8C8C8"/>
+              <w:bottom w:val="single" w:sz="2" w:space="0" w:color="C8C8C8"/>
+              <w:right w:val="single" w:sz="2" w:space="0" w:color="C8C8C8"/>
+            </w:tcBorders>
+          </w:tcPr>
+          <w:p>
+            <w:pPr>
+              <w:spacing w:after="20" w:before="20"/>
+            </w:pPr>
+            <w:r>
+              <w:rPr>
+                <w:rFonts w:ascii="Calibri" w:hAnsi="Calibri"/>
+                <w:b w:val="0"/>
+                <w:i w:val="0"/>
+                <w:color w:val="1A1A1A"/>
+                <w:sz w:val="17"/>
+              </w:rPr>
+              <w:t>Delivered</w:t>
+            </w:r>
+          </w:p>
+        </w:tc>
+        <w:tc>
+          <w:tcPr>
+            <w:tcW w:type="dxa" w:w="4082"/>
+            <w:tcBorders>
+              <w:top w:val="single" w:sz="2" w:space="0" w:color="C8C8C8"/>
+              <w:left w:val="single" w:sz="2" w:space="0" w:color="C8C8C8"/>
+              <w:bottom w:val="single" w:sz="2" w:space="0" w:color="C8C8C8"/>
+              <w:right w:val="single" w:sz="2" w:space="0" w:color="C8C8C8"/>
+            </w:tcBorders>
+          </w:tcPr>
+          <w:p>
+            <w:pPr>
+              <w:spacing w:after="20" w:before="20"/>
+            </w:pPr>
+            <w:r>
+              <w:rPr>
+                <w:rFonts w:ascii="Calibri" w:hAnsi="Calibri"/>
+                <w:b w:val="0"/>
+                <w:i w:val="0"/>
+                <w:color w:val="1A1A1A"/>
+                <w:sz w:val="17"/>
+              </w:rPr>
+              <w:t>Fifth evidence lens plus cell targeting</w:t>
+            </w:r>
+          </w:p>
+        </w:tc>
+      </w:tr>
     </w:tbl>
     <w:p>
       <w:pPr>
@@ -14116,7 +16401,7 @@
         <w:rPr>
           <w:rFonts w:ascii="Calibri" w:hAnsi="Calibri"/>
         </w:rPr>
-        <w:t>15   Acceptance criteria</w:t>
+        <w:t>16   Acceptance criteria</w:t>
       </w:r>
     </w:p>
     <w:tbl>
@@ -15529,7 +17814,7 @@
         <w:rPr>
           <w:rFonts w:ascii="Calibri" w:hAnsi="Calibri"/>
         </w:rPr>
-        <w:t>16   Deliberate exclusions</w:t>
+        <w:t>17   Deliberate exclusions</w:t>
       </w:r>
     </w:p>
     <w:p>
@@ -15544,7 +17829,42 @@
           <w:color w:val="1A1A1A"/>
           <w:sz w:val="21"/>
         </w:rPr>
-        <w:t>Repeated from section 2.3 with the additional exclusions this build did not reach, so that the two lists are not maintained separately: CRM integration, learned scoring models, a patent connector, PowerPoint export, and the backtest evaluation metrics. In every case the reason is recorded, and in three of the five the enabling work is already present — the replay harness, the feedback-capture schema and the provider abstraction all exist and are unused by the excluded feature rather than absent.</w:t>
+        <w:t>Repeated from section 2.3 with the additional exclusions this build did not reach, so that the two lists are not maintained separately: CRM integration, learned scoring models, learned per-role ranking, a patent connector, PowerPoint export, and the backtest evaluation metrics. In every case the reason is recorded, and in most the enabling work is already present — the replay harness, the feedback-capture schema and the provider abstraction all exist and are unused by the excluded feature rather than absent.</w:t>
+      </w:r>
+    </w:p>
+    <w:p>
+      <w:pPr>
+        <w:spacing w:after="140" w:before="0"/>
+      </w:pPr>
+      <w:r>
+        <w:rPr>
+          <w:rFonts w:ascii="Calibri" w:hAnsi="Calibri"/>
+          <w:b w:val="0"/>
+          <w:i w:val="0"/>
+          <w:color w:val="1A1A1A"/>
+          <w:sz w:val="21"/>
+        </w:rPr>
+        <w:t xml:space="preserve">One exclusion is new with the competitor capability. </w:t>
+      </w:r>
+      <w:r>
+        <w:rPr>
+          <w:rFonts w:ascii="Calibri" w:hAnsi="Calibri"/>
+          <w:b/>
+          <w:i w:val="0"/>
+          <w:color w:val="1A1A1A"/>
+          <w:sz w:val="21"/>
+        </w:rPr>
+        <w:t>Headless-browser rendering is not built</w:t>
+      </w:r>
+      <w:r>
+        <w:rPr>
+          <w:rFonts w:ascii="Calibri" w:hAnsi="Calibri"/>
+          <w:b w:val="0"/>
+          <w:i w:val="0"/>
+          <w:color w:val="1A1A1A"/>
+          <w:sz w:val="21"/>
+        </w:rPr>
+        <w:t>, so three competitor sites that render their content client-side return nothing readable. Adding it would put a browser into a pipeline that deliberately has none — the same dependency the PDF renderer was chosen to avoid — for three profiles out of sixty-five. It is recorded as a gap rather than closed.</w:t>
       </w:r>
     </w:p>
     <w:p>
@@ -15555,7 +17875,7 @@
         <w:rPr>
           <w:rFonts w:ascii="Calibri" w:hAnsi="Calibri"/>
         </w:rPr>
-        <w:t>17   Open questions for Orange</w:t>
+        <w:t>18   Open questions for Orange</w:t>
       </w:r>
     </w:p>
     <w:p>
@@ -16022,6 +18342,62 @@
           </w:p>
         </w:tc>
       </w:tr>
+      <w:tr>
+        <w:tc>
+          <w:tcPr>
+            <w:tcW w:type="dxa" w:w="3061"/>
+            <w:shd w:val="clear" w:color="auto" w:fill="F2F2F2"/>
+            <w:tcBorders>
+              <w:top w:val="single" w:sz="2" w:space="0" w:color="C8C8C8"/>
+              <w:left w:val="single" w:sz="2" w:space="0" w:color="C8C8C8"/>
+              <w:bottom w:val="single" w:sz="2" w:space="0" w:color="C8C8C8"/>
+              <w:right w:val="single" w:sz="2" w:space="0" w:color="C8C8C8"/>
+            </w:tcBorders>
+          </w:tcPr>
+          <w:p>
+            <w:pPr>
+              <w:spacing w:after="20" w:before="20"/>
+            </w:pPr>
+            <w:r>
+              <w:rPr>
+                <w:rFonts w:ascii="Calibri" w:hAnsi="Calibri"/>
+                <w:b w:val="0"/>
+                <w:i w:val="0"/>
+                <w:color w:val="1A1A1A"/>
+                <w:sz w:val="18"/>
+              </w:rPr>
+              <w:t>May a browser user agent be used for competitor profiling?</w:t>
+            </w:r>
+          </w:p>
+        </w:tc>
+        <w:tc>
+          <w:tcPr>
+            <w:tcW w:type="dxa" w:w="6350"/>
+            <w:shd w:val="clear" w:color="auto" w:fill="F2F2F2"/>
+            <w:tcBorders>
+              <w:top w:val="single" w:sz="2" w:space="0" w:color="C8C8C8"/>
+              <w:left w:val="single" w:sz="2" w:space="0" w:color="C8C8C8"/>
+              <w:bottom w:val="single" w:sz="2" w:space="0" w:color="C8C8C8"/>
+              <w:right w:val="single" w:sz="2" w:space="0" w:color="C8C8C8"/>
+            </w:tcBorders>
+          </w:tcPr>
+          <w:p>
+            <w:pPr>
+              <w:spacing w:after="20" w:before="20"/>
+            </w:pPr>
+            <w:r>
+              <w:rPr>
+                <w:rFonts w:ascii="Calibri" w:hAnsi="Calibri"/>
+                <w:b w:val="0"/>
+                <w:i w:val="0"/>
+                <w:color w:val="1A1A1A"/>
+                <w:sz w:val="18"/>
+              </w:rPr>
+              <w:t>Six competitor sites — including Cisco and Fortinet — refuse a declared automated client. A browser agent gets through all of them. Not doing so is a deliberate consistency with how the source catalogue treats Ofcom, and it costs twelve profiles that thin the competitive picture on security spaces. This should be Orange's decision, not the build's.</w:t>
+            </w:r>
+          </w:p>
+        </w:tc>
+      </w:tr>
     </w:tbl>
     <w:p>
       <w:pPr>
@@ -16036,7 +18412,7 @@
         <w:rPr>
           <w:rFonts w:ascii="Calibri" w:hAnsi="Calibri"/>
         </w:rPr>
-        <w:t>18   Glossary</w:t>
+        <w:t>19   Glossary</w:t>
       </w:r>
     </w:p>
     <w:tbl>
